--- a/doc/test_protokolle/Test_Report_G1.docx
+++ b/doc/test_protokolle/Test_Report_G1.docx
@@ -12,17 +12,15 @@
           <w:u w:val="none"/>
         </w:rPr>
       </w:pPr>
-    </w:p>
-    <w:p>
-      <w:pPr>
-        <w:pStyle w:val="berschriftT1000"/>
+      <w:r>
         <w:rPr>
           <w:color w:val="FF0000"/>
           <w:sz w:val="44"/>
           <w:szCs w:val="44"/>
           <w:u w:val="none"/>
         </w:rPr>
-      </w:pPr>
+        <w:t>Test-</w:t>
+      </w:r>
       <w:r>
         <w:rPr>
           <w:color w:val="FF0000"/>
@@ -30,25 +28,7 @@
           <w:szCs w:val="44"/>
           <w:u w:val="none"/>
         </w:rPr>
-        <w:t>Test-Protokoll TC</w:t>
-      </w:r>
-      <w:r>
-        <w:rPr>
-          <w:color w:val="FF0000"/>
-          <w:sz w:val="44"/>
-          <w:szCs w:val="44"/>
-          <w:u w:val="none"/>
-        </w:rPr>
-        <w:t>_G1_</w:t>
-      </w:r>
-      <w:r>
-        <w:rPr>
-          <w:color w:val="FF0000"/>
-          <w:sz w:val="44"/>
-          <w:szCs w:val="44"/>
-          <w:u w:val="none"/>
-        </w:rPr>
-        <w:t>4</w:t>
+        <w:t>Report Gruppe 1</w:t>
       </w:r>
     </w:p>
     <w:p>
@@ -69,7 +49,7 @@
           <w:szCs w:val="24"/>
           <w:u w:val="none"/>
         </w:rPr>
-        <w:t>Dieses Testprotokoll dient zur</w:t>
+        <w:t xml:space="preserve">Dieses </w:t>
       </w:r>
       <w:r>
         <w:rPr>
@@ -78,61 +58,7 @@
           <w:szCs w:val="24"/>
           <w:u w:val="none"/>
         </w:rPr>
-        <w:t xml:space="preserve"> ordnungsgemäßen</w:t>
-      </w:r>
-      <w:r>
-        <w:rPr>
-          <w:color w:val="000000" w:themeColor="text1"/>
-          <w:sz w:val="24"/>
-          <w:szCs w:val="24"/>
-          <w:u w:val="none"/>
-        </w:rPr>
-        <w:t xml:space="preserve"> Verifizierung de</w:t>
-      </w:r>
-      <w:r>
-        <w:rPr>
-          <w:color w:val="000000" w:themeColor="text1"/>
-          <w:sz w:val="24"/>
-          <w:szCs w:val="24"/>
-          <w:u w:val="none"/>
-        </w:rPr>
-        <w:t>s</w:t>
-      </w:r>
-      <w:r>
-        <w:rPr>
-          <w:color w:val="000000" w:themeColor="text1"/>
-          <w:sz w:val="24"/>
-          <w:szCs w:val="24"/>
-          <w:u w:val="none"/>
-        </w:rPr>
-        <w:t xml:space="preserve"> </w:t>
-      </w:r>
-      <w:r>
-        <w:rPr>
-          <w:color w:val="000000" w:themeColor="text1"/>
-          <w:sz w:val="24"/>
-          <w:szCs w:val="24"/>
-          <w:u w:val="none"/>
-        </w:rPr>
-        <w:t>zuvor erstellten Test-Cases TC_G1_</w:t>
-      </w:r>
-      <w:r>
-        <w:rPr>
-          <w:color w:val="000000" w:themeColor="text1"/>
-          <w:sz w:val="24"/>
-          <w:szCs w:val="24"/>
-          <w:u w:val="none"/>
-        </w:rPr>
-        <w:t>4</w:t>
-      </w:r>
-      <w:r>
-        <w:rPr>
-          <w:color w:val="000000" w:themeColor="text1"/>
-          <w:sz w:val="24"/>
-          <w:szCs w:val="24"/>
-          <w:u w:val="none"/>
-        </w:rPr>
-        <w:t>. Es führt den Durchführenden schrittweise durch den Test.</w:t>
+        <w:t>Dokument wurde begleitend zur Durchführung der Tests erstellt und dient der Nachvollziehbarkeit des Testverlaufs sowie der Einordnung der Testergebnisse.</w:t>
       </w:r>
     </w:p>
     <w:p>
@@ -147,1257 +73,1798 @@
         </w:rPr>
       </w:pPr>
     </w:p>
+    <w:p>
+      <w:pPr>
+        <w:pStyle w:val="berschriftT1000"/>
+        <w:jc w:val="both"/>
+        <w:rPr>
+          <w:b/>
+          <w:bCs/>
+          <w:color w:val="FF0000"/>
+          <w:sz w:val="24"/>
+          <w:szCs w:val="24"/>
+        </w:rPr>
+      </w:pPr>
+      <w:r>
+        <w:rPr>
+          <w:b/>
+          <w:bCs/>
+          <w:color w:val="FF0000"/>
+          <w:sz w:val="24"/>
+          <w:szCs w:val="24"/>
+        </w:rPr>
+        <w:t>TC_G1_1:</w:t>
+      </w:r>
+    </w:p>
     <w:tbl>
       <w:tblPr>
         <w:tblStyle w:val="Tabellenraster"/>
-        <w:tblW w:w="9102" w:type="dxa"/>
+        <w:tblW w:w="0" w:type="auto"/>
         <w:tblLook w:val="04A0" w:firstRow="1" w:lastRow="0" w:firstColumn="1" w:lastColumn="0" w:noHBand="0" w:noVBand="1"/>
       </w:tblPr>
       <w:tblGrid>
-        <w:gridCol w:w="567"/>
-        <w:gridCol w:w="6113"/>
-        <w:gridCol w:w="988"/>
-        <w:gridCol w:w="714"/>
-        <w:gridCol w:w="720"/>
+        <w:gridCol w:w="3681"/>
+        <w:gridCol w:w="5379"/>
       </w:tblGrid>
       <w:tr>
-        <w:trPr>
-          <w:trHeight w:val="269"/>
-        </w:trPr>
-        <w:tc>
-          <w:tcPr>
-            <w:tcW w:w="567" w:type="dxa"/>
-            <w:tcBorders>
-              <w:top w:val="nil"/>
-              <w:left w:val="nil"/>
-              <w:bottom w:val="nil"/>
-              <w:right w:val="nil"/>
-            </w:tcBorders>
-          </w:tcPr>
-          <w:p>
-            <w:bookmarkStart w:id="0" w:name="_Hlk176786106"/>
-          </w:p>
-        </w:tc>
-        <w:tc>
-          <w:tcPr>
-            <w:tcW w:w="6113" w:type="dxa"/>
-            <w:tcBorders>
-              <w:top w:val="nil"/>
-              <w:left w:val="nil"/>
-              <w:bottom w:val="nil"/>
-              <w:right w:val="nil"/>
-            </w:tcBorders>
-          </w:tcPr>
-          <w:p/>
-        </w:tc>
-        <w:tc>
-          <w:tcPr>
-            <w:tcW w:w="988" w:type="dxa"/>
-            <w:tcBorders>
-              <w:top w:val="nil"/>
-              <w:left w:val="nil"/>
-              <w:bottom w:val="nil"/>
-              <w:right w:val="nil"/>
-            </w:tcBorders>
-          </w:tcPr>
-          <w:p>
-            <w:pPr>
-              <w:rPr>
-                <w:b/>
-                <w:bCs/>
-              </w:rPr>
-            </w:pPr>
-            <w:r>
-              <w:rPr>
-                <w:b/>
-                <w:bCs/>
-              </w:rPr>
-              <w:t>erledigt</w:t>
-            </w:r>
-          </w:p>
-        </w:tc>
-        <w:tc>
-          <w:tcPr>
-            <w:tcW w:w="1434" w:type="dxa"/>
-            <w:gridSpan w:val="2"/>
-            <w:tcBorders>
-              <w:top w:val="nil"/>
-              <w:left w:val="nil"/>
-              <w:bottom w:val="nil"/>
-              <w:right w:val="nil"/>
-            </w:tcBorders>
-          </w:tcPr>
-          <w:p>
-            <w:pPr>
+        <w:tc>
+          <w:tcPr>
+            <w:tcW w:w="3681" w:type="dxa"/>
+          </w:tcPr>
+          <w:p>
+            <w:pPr>
+              <w:pStyle w:val="berschriftT1000"/>
+              <w:jc w:val="both"/>
+              <w:rPr>
+                <w:color w:val="auto"/>
+                <w:sz w:val="24"/>
+                <w:szCs w:val="24"/>
+                <w:u w:val="none"/>
+              </w:rPr>
+            </w:pPr>
+            <w:r>
+              <w:rPr>
+                <w:color w:val="auto"/>
+                <w:sz w:val="24"/>
+                <w:szCs w:val="24"/>
+                <w:u w:val="none"/>
+              </w:rPr>
+              <w:t>Durchführung des Tests möglich?</w:t>
+            </w:r>
+          </w:p>
+        </w:tc>
+        <w:tc>
+          <w:tcPr>
+            <w:tcW w:w="5379" w:type="dxa"/>
+          </w:tcPr>
+          <w:p>
+            <w:pPr>
+              <w:pStyle w:val="berschriftT1000"/>
               <w:jc w:val="center"/>
               <w:rPr>
-                <w:b/>
-                <w:bCs/>
-              </w:rPr>
-            </w:pPr>
-            <w:r>
-              <w:rPr>
-                <w:b/>
-                <w:bCs/>
-              </w:rPr>
-              <w:t>In Ordnung?</w:t>
+                <w:color w:val="auto"/>
+                <w:sz w:val="24"/>
+                <w:szCs w:val="24"/>
+                <w:u w:val="none"/>
+              </w:rPr>
+            </w:pPr>
+            <w:r>
+              <w:rPr>
+                <w:color w:val="auto"/>
+                <w:sz w:val="24"/>
+                <w:szCs w:val="24"/>
+                <w:u w:val="none"/>
+              </w:rPr>
+              <w:t>Ja</w:t>
             </w:r>
           </w:p>
         </w:tc>
       </w:tr>
       <w:tr>
-        <w:trPr>
-          <w:trHeight w:val="269"/>
-        </w:trPr>
-        <w:tc>
-          <w:tcPr>
-            <w:tcW w:w="567" w:type="dxa"/>
-            <w:tcBorders>
-              <w:top w:val="nil"/>
-              <w:left w:val="nil"/>
-              <w:bottom w:val="nil"/>
-              <w:right w:val="nil"/>
-            </w:tcBorders>
-          </w:tcPr>
-          <w:p/>
-        </w:tc>
-        <w:tc>
-          <w:tcPr>
-            <w:tcW w:w="6113" w:type="dxa"/>
-            <w:tcBorders>
-              <w:top w:val="nil"/>
-              <w:left w:val="nil"/>
-              <w:bottom w:val="nil"/>
-              <w:right w:val="nil"/>
-            </w:tcBorders>
-          </w:tcPr>
-          <w:p/>
-        </w:tc>
-        <w:tc>
-          <w:tcPr>
-            <w:tcW w:w="988" w:type="dxa"/>
-            <w:tcBorders>
-              <w:top w:val="nil"/>
-              <w:left w:val="nil"/>
-              <w:bottom w:val="nil"/>
-              <w:right w:val="nil"/>
-            </w:tcBorders>
-          </w:tcPr>
-          <w:p>
-            <w:pPr>
-              <w:rPr>
-                <w:b/>
-                <w:bCs/>
-              </w:rPr>
-            </w:pPr>
-          </w:p>
-        </w:tc>
-        <w:tc>
-          <w:tcPr>
-            <w:tcW w:w="714" w:type="dxa"/>
-            <w:tcBorders>
-              <w:top w:val="nil"/>
-              <w:left w:val="nil"/>
-              <w:bottom w:val="nil"/>
-              <w:right w:val="nil"/>
-            </w:tcBorders>
-          </w:tcPr>
-          <w:p>
-            <w:pPr>
+        <w:tc>
+          <w:tcPr>
+            <w:tcW w:w="3681" w:type="dxa"/>
+          </w:tcPr>
+          <w:p>
+            <w:pPr>
+              <w:pStyle w:val="berschriftT1000"/>
+              <w:jc w:val="both"/>
+              <w:rPr>
+                <w:color w:val="auto"/>
+                <w:sz w:val="24"/>
+                <w:szCs w:val="24"/>
+                <w:u w:val="none"/>
+              </w:rPr>
+            </w:pPr>
+            <w:r>
+              <w:rPr>
+                <w:color w:val="auto"/>
+                <w:sz w:val="24"/>
+                <w:szCs w:val="24"/>
+                <w:u w:val="none"/>
+              </w:rPr>
+              <w:t>Probleme bei der Durchführung?</w:t>
+            </w:r>
+          </w:p>
+        </w:tc>
+        <w:tc>
+          <w:tcPr>
+            <w:tcW w:w="5379" w:type="dxa"/>
+          </w:tcPr>
+          <w:p>
+            <w:pPr>
+              <w:pStyle w:val="berschriftT1000"/>
               <w:jc w:val="center"/>
               <w:rPr>
-                <w:b/>
-                <w:bCs/>
-              </w:rPr>
-            </w:pPr>
-          </w:p>
-          <w:p>
-            <w:pPr>
-              <w:jc w:val="center"/>
-              <w:rPr>
-                <w:b/>
-                <w:bCs/>
-              </w:rPr>
-            </w:pPr>
-            <w:r>
-              <w:rPr>
-                <w:b/>
-                <w:bCs/>
-              </w:rPr>
-              <w:t>Ja</w:t>
-            </w:r>
-          </w:p>
-        </w:tc>
-        <w:tc>
-          <w:tcPr>
-            <w:tcW w:w="720" w:type="dxa"/>
-            <w:tcBorders>
-              <w:top w:val="nil"/>
-              <w:left w:val="nil"/>
-              <w:bottom w:val="nil"/>
-              <w:right w:val="nil"/>
-            </w:tcBorders>
-          </w:tcPr>
-          <w:p>
-            <w:pPr>
-              <w:jc w:val="center"/>
-              <w:rPr>
-                <w:b/>
-                <w:bCs/>
-              </w:rPr>
-            </w:pPr>
-          </w:p>
-          <w:p>
-            <w:pPr>
-              <w:jc w:val="center"/>
-              <w:rPr>
-                <w:b/>
-                <w:bCs/>
-              </w:rPr>
-            </w:pPr>
-            <w:r>
-              <w:rPr>
-                <w:b/>
-                <w:bCs/>
+                <w:color w:val="auto"/>
+                <w:sz w:val="24"/>
+                <w:szCs w:val="24"/>
+                <w:u w:val="none"/>
+              </w:rPr>
+            </w:pPr>
+            <w:r>
+              <w:rPr>
+                <w:color w:val="auto"/>
+                <w:sz w:val="24"/>
+                <w:szCs w:val="24"/>
+                <w:u w:val="none"/>
               </w:rPr>
               <w:t>Nein</w:t>
             </w:r>
           </w:p>
-        </w:tc>
-      </w:tr>
-      <w:bookmarkEnd w:id="0"/>
-      <w:tr>
-        <w:trPr>
-          <w:trHeight w:val="269"/>
-        </w:trPr>
-        <w:tc>
-          <w:tcPr>
-            <w:tcW w:w="567" w:type="dxa"/>
-            <w:tcBorders>
-              <w:top w:val="nil"/>
-              <w:left w:val="nil"/>
-              <w:bottom w:val="nil"/>
-              <w:right w:val="nil"/>
-            </w:tcBorders>
-          </w:tcPr>
-          <w:p/>
-        </w:tc>
-        <w:tc>
-          <w:tcPr>
-            <w:tcW w:w="6113" w:type="dxa"/>
-            <w:tcBorders>
-              <w:top w:val="nil"/>
-              <w:left w:val="nil"/>
-              <w:bottom w:val="nil"/>
-              <w:right w:val="nil"/>
-            </w:tcBorders>
-          </w:tcPr>
-          <w:p/>
-        </w:tc>
-        <w:tc>
-          <w:tcPr>
-            <w:tcW w:w="988" w:type="dxa"/>
-            <w:tcBorders>
-              <w:top w:val="nil"/>
-              <w:left w:val="nil"/>
-              <w:bottom w:val="nil"/>
-              <w:right w:val="nil"/>
-            </w:tcBorders>
-          </w:tcPr>
-          <w:p/>
-        </w:tc>
-        <w:tc>
-          <w:tcPr>
-            <w:tcW w:w="714" w:type="dxa"/>
-            <w:tcBorders>
-              <w:top w:val="nil"/>
-              <w:left w:val="nil"/>
-              <w:bottom w:val="nil"/>
-              <w:right w:val="nil"/>
-            </w:tcBorders>
-          </w:tcPr>
-          <w:p/>
-        </w:tc>
-        <w:tc>
-          <w:tcPr>
-            <w:tcW w:w="720" w:type="dxa"/>
-            <w:tcBorders>
-              <w:top w:val="nil"/>
-              <w:left w:val="nil"/>
-              <w:bottom w:val="nil"/>
-              <w:right w:val="nil"/>
-            </w:tcBorders>
-          </w:tcPr>
-          <w:p/>
         </w:tc>
       </w:tr>
       <w:tr>
-        <w:trPr>
-          <w:trHeight w:val="269"/>
-        </w:trPr>
-        <w:tc>
-          <w:tcPr>
-            <w:tcW w:w="567" w:type="dxa"/>
-            <w:tcBorders>
-              <w:top w:val="nil"/>
-              <w:left w:val="nil"/>
-              <w:bottom w:val="single" w:sz="4" w:space="0" w:color="auto"/>
-              <w:right w:val="nil"/>
-            </w:tcBorders>
-          </w:tcPr>
-          <w:p>
-            <w:pPr>
-              <w:rPr>
-                <w:b/>
-                <w:bCs/>
-              </w:rPr>
-            </w:pPr>
-          </w:p>
-        </w:tc>
-        <w:tc>
-          <w:tcPr>
-            <w:tcW w:w="6113" w:type="dxa"/>
-            <w:tcBorders>
-              <w:top w:val="nil"/>
-              <w:left w:val="nil"/>
-              <w:bottom w:val="single" w:sz="4" w:space="0" w:color="auto"/>
-              <w:right w:val="nil"/>
-            </w:tcBorders>
-          </w:tcPr>
-          <w:p>
-            <w:pPr>
-              <w:rPr>
-                <w:b/>
-                <w:bCs/>
-              </w:rPr>
-            </w:pPr>
-          </w:p>
-        </w:tc>
-        <w:tc>
-          <w:tcPr>
-            <w:tcW w:w="988" w:type="dxa"/>
-            <w:tcBorders>
-              <w:top w:val="nil"/>
-              <w:left w:val="nil"/>
-              <w:bottom w:val="single" w:sz="4" w:space="0" w:color="auto"/>
-              <w:right w:val="nil"/>
-            </w:tcBorders>
-          </w:tcPr>
-          <w:p>
-            <w:pPr>
+        <w:tc>
+          <w:tcPr>
+            <w:tcW w:w="3681" w:type="dxa"/>
+          </w:tcPr>
+          <w:p>
+            <w:pPr>
+              <w:pStyle w:val="berschriftT1000"/>
+              <w:jc w:val="both"/>
+              <w:rPr>
+                <w:color w:val="auto"/>
+                <w:sz w:val="24"/>
+                <w:szCs w:val="24"/>
+                <w:u w:val="none"/>
+              </w:rPr>
+            </w:pPr>
+            <w:r>
+              <w:rPr>
+                <w:color w:val="auto"/>
+                <w:sz w:val="24"/>
+                <w:szCs w:val="24"/>
+                <w:u w:val="none"/>
+              </w:rPr>
+              <w:t>Wenn ja, Begründung/Lösung</w:t>
+            </w:r>
+          </w:p>
+        </w:tc>
+        <w:tc>
+          <w:tcPr>
+            <w:tcW w:w="5379" w:type="dxa"/>
+          </w:tcPr>
+          <w:p>
+            <w:pPr>
+              <w:pStyle w:val="berschriftT1000"/>
               <w:jc w:val="center"/>
-            </w:pPr>
-          </w:p>
-        </w:tc>
-        <w:tc>
-          <w:tcPr>
-            <w:tcW w:w="714" w:type="dxa"/>
-            <w:tcBorders>
-              <w:top w:val="nil"/>
-              <w:left w:val="nil"/>
-              <w:bottom w:val="single" w:sz="4" w:space="0" w:color="auto"/>
-              <w:right w:val="nil"/>
-            </w:tcBorders>
-          </w:tcPr>
-          <w:p>
-            <w:pPr>
-              <w:jc w:val="center"/>
-            </w:pPr>
-          </w:p>
-        </w:tc>
-        <w:tc>
-          <w:tcPr>
-            <w:tcW w:w="720" w:type="dxa"/>
-            <w:tcBorders>
-              <w:top w:val="nil"/>
-              <w:left w:val="nil"/>
-              <w:bottom w:val="single" w:sz="4" w:space="0" w:color="auto"/>
-              <w:right w:val="nil"/>
-            </w:tcBorders>
-          </w:tcPr>
-          <w:p>
-            <w:pPr>
-              <w:jc w:val="center"/>
-            </w:pPr>
+              <w:rPr>
+                <w:color w:val="auto"/>
+                <w:sz w:val="24"/>
+                <w:szCs w:val="24"/>
+                <w:u w:val="none"/>
+              </w:rPr>
+            </w:pPr>
+            <w:r>
+              <w:rPr>
+                <w:color w:val="auto"/>
+                <w:sz w:val="24"/>
+                <w:szCs w:val="24"/>
+                <w:u w:val="none"/>
+              </w:rPr>
+              <w:t>-</w:t>
+            </w:r>
           </w:p>
         </w:tc>
       </w:tr>
       <w:tr>
-        <w:trPr>
-          <w:trHeight w:val="269"/>
-        </w:trPr>
-        <w:tc>
-          <w:tcPr>
-            <w:tcW w:w="567" w:type="dxa"/>
-            <w:tcBorders>
-              <w:top w:val="single" w:sz="4" w:space="0" w:color="auto"/>
-            </w:tcBorders>
-          </w:tcPr>
-          <w:p>
-            <w:r>
-              <w:t>1</w:t>
-            </w:r>
-          </w:p>
-        </w:tc>
-        <w:tc>
-          <w:tcPr>
-            <w:tcW w:w="6113" w:type="dxa"/>
-            <w:tcBorders>
-              <w:top w:val="single" w:sz="4" w:space="0" w:color="auto"/>
-            </w:tcBorders>
-          </w:tcPr>
-          <w:p>
-            <w:r>
-              <w:t>Lesen sie sich das komplette Protokoll einmal sorgfältig durch</w:t>
-            </w:r>
-          </w:p>
-          <w:p/>
-        </w:tc>
-        <w:tc>
-          <w:tcPr>
-            <w:tcW w:w="988" w:type="dxa"/>
-            <w:tcBorders>
-              <w:top w:val="single" w:sz="4" w:space="0" w:color="auto"/>
-            </w:tcBorders>
-          </w:tcPr>
-          <w:p>
-            <w:pPr>
+        <w:tc>
+          <w:tcPr>
+            <w:tcW w:w="3681" w:type="dxa"/>
+          </w:tcPr>
+          <w:p>
+            <w:pPr>
+              <w:pStyle w:val="berschriftT1000"/>
+              <w:jc w:val="both"/>
+              <w:rPr>
+                <w:color w:val="auto"/>
+                <w:sz w:val="24"/>
+                <w:szCs w:val="24"/>
+                <w:u w:val="none"/>
+              </w:rPr>
+            </w:pPr>
+            <w:r>
+              <w:rPr>
+                <w:color w:val="auto"/>
+                <w:sz w:val="24"/>
+                <w:szCs w:val="24"/>
+                <w:u w:val="none"/>
+              </w:rPr>
+              <w:t>Erwartetes Ergebnis erzielt?</w:t>
+            </w:r>
+          </w:p>
+        </w:tc>
+        <w:tc>
+          <w:tcPr>
+            <w:tcW w:w="5379" w:type="dxa"/>
+          </w:tcPr>
+          <w:p>
+            <w:pPr>
+              <w:pStyle w:val="berschriftT1000"/>
               <w:jc w:val="center"/>
-            </w:pPr>
-            <w:r>
-              <w:t>☐</w:t>
-            </w:r>
-          </w:p>
-        </w:tc>
-        <w:tc>
-          <w:tcPr>
-            <w:tcW w:w="714" w:type="dxa"/>
-            <w:tcBorders>
-              <w:top w:val="single" w:sz="4" w:space="0" w:color="auto"/>
-            </w:tcBorders>
-          </w:tcPr>
-          <w:p>
-            <w:pPr>
-              <w:jc w:val="center"/>
-            </w:pPr>
-            <w:r>
-              <w:t>☐</w:t>
-            </w:r>
-          </w:p>
-        </w:tc>
-        <w:tc>
-          <w:tcPr>
-            <w:tcW w:w="720" w:type="dxa"/>
-            <w:tcBorders>
-              <w:top w:val="single" w:sz="4" w:space="0" w:color="auto"/>
-            </w:tcBorders>
-          </w:tcPr>
-          <w:p>
-            <w:pPr>
-              <w:jc w:val="center"/>
-            </w:pPr>
-            <w:r>
-              <w:t>☐</w:t>
+              <w:rPr>
+                <w:color w:val="auto"/>
+                <w:sz w:val="24"/>
+                <w:szCs w:val="24"/>
+                <w:u w:val="none"/>
+              </w:rPr>
+            </w:pPr>
+            <w:r>
+              <w:rPr>
+                <w:color w:val="auto"/>
+                <w:sz w:val="24"/>
+                <w:szCs w:val="24"/>
+                <w:u w:val="none"/>
+              </w:rPr>
+              <w:t>Ja</w:t>
             </w:r>
           </w:p>
         </w:tc>
       </w:tr>
       <w:tr>
-        <w:trPr>
-          <w:trHeight w:val="269"/>
-        </w:trPr>
-        <w:tc>
-          <w:tcPr>
-            <w:tcW w:w="567" w:type="dxa"/>
-          </w:tcPr>
-          <w:p>
-            <w:r>
-              <w:t>2</w:t>
-            </w:r>
-          </w:p>
-        </w:tc>
-        <w:tc>
-          <w:tcPr>
-            <w:tcW w:w="6113" w:type="dxa"/>
-          </w:tcPr>
-          <w:p>
-            <w:r>
-              <w:t>Schließen sie das System an die Energieversorgung an</w:t>
-            </w:r>
-          </w:p>
-          <w:p/>
-        </w:tc>
-        <w:tc>
-          <w:tcPr>
-            <w:tcW w:w="988" w:type="dxa"/>
-          </w:tcPr>
-          <w:p>
-            <w:pPr>
+        <w:tc>
+          <w:tcPr>
+            <w:tcW w:w="3681" w:type="dxa"/>
+          </w:tcPr>
+          <w:p>
+            <w:pPr>
+              <w:pStyle w:val="berschriftT1000"/>
+              <w:jc w:val="both"/>
+              <w:rPr>
+                <w:color w:val="auto"/>
+                <w:sz w:val="24"/>
+                <w:szCs w:val="24"/>
+                <w:u w:val="none"/>
+              </w:rPr>
+            </w:pPr>
+            <w:r>
+              <w:rPr>
+                <w:color w:val="auto"/>
+                <w:sz w:val="24"/>
+                <w:szCs w:val="24"/>
+                <w:u w:val="none"/>
+              </w:rPr>
+              <w:t>Test-Case bestanden?</w:t>
+            </w:r>
+          </w:p>
+        </w:tc>
+        <w:tc>
+          <w:tcPr>
+            <w:tcW w:w="5379" w:type="dxa"/>
+          </w:tcPr>
+          <w:p>
+            <w:pPr>
+              <w:pStyle w:val="berschriftT1000"/>
               <w:jc w:val="center"/>
-            </w:pPr>
-            <w:r>
-              <w:t>☐</w:t>
-            </w:r>
-          </w:p>
-        </w:tc>
-        <w:tc>
-          <w:tcPr>
-            <w:tcW w:w="714" w:type="dxa"/>
-          </w:tcPr>
-          <w:p>
-            <w:pPr>
-              <w:jc w:val="center"/>
-            </w:pPr>
-            <w:r>
-              <w:t>☐</w:t>
-            </w:r>
-          </w:p>
-        </w:tc>
-        <w:tc>
-          <w:tcPr>
-            <w:tcW w:w="720" w:type="dxa"/>
-          </w:tcPr>
-          <w:p>
-            <w:pPr>
-              <w:jc w:val="center"/>
-            </w:pPr>
-            <w:r>
-              <w:t>☐</w:t>
+              <w:rPr>
+                <w:color w:val="auto"/>
+                <w:sz w:val="24"/>
+                <w:szCs w:val="24"/>
+                <w:u w:val="none"/>
+              </w:rPr>
+            </w:pPr>
+            <w:r>
+              <w:rPr>
+                <w:color w:val="auto"/>
+                <w:sz w:val="24"/>
+                <w:szCs w:val="24"/>
+                <w:u w:val="none"/>
+              </w:rPr>
+              <w:t>Ja</w:t>
             </w:r>
           </w:p>
         </w:tc>
       </w:tr>
       <w:tr>
-        <w:trPr>
-          <w:trHeight w:val="269"/>
-        </w:trPr>
-        <w:tc>
-          <w:tcPr>
-            <w:tcW w:w="567" w:type="dxa"/>
-          </w:tcPr>
-          <w:p>
-            <w:r>
-              <w:t>3</w:t>
-            </w:r>
-          </w:p>
-        </w:tc>
-        <w:tc>
-          <w:tcPr>
-            <w:tcW w:w="6113" w:type="dxa"/>
-          </w:tcPr>
-          <w:p>
-            <w:r>
-              <w:t>Schließen sie das System an die Referenz-Audioquelle an und starten sie mit der Einspielung des Audio Signals</w:t>
-            </w:r>
-            <w:r>
-              <w:t xml:space="preserve"> </w:t>
-            </w:r>
-          </w:p>
-          <w:p/>
-        </w:tc>
-        <w:tc>
-          <w:tcPr>
-            <w:tcW w:w="988" w:type="dxa"/>
-          </w:tcPr>
-          <w:p>
-            <w:pPr>
+        <w:tc>
+          <w:tcPr>
+            <w:tcW w:w="3681" w:type="dxa"/>
+          </w:tcPr>
+          <w:p>
+            <w:pPr>
+              <w:pStyle w:val="berschriftT1000"/>
+              <w:jc w:val="both"/>
+              <w:rPr>
+                <w:color w:val="auto"/>
+                <w:sz w:val="24"/>
+                <w:szCs w:val="24"/>
+                <w:u w:val="none"/>
+              </w:rPr>
+            </w:pPr>
+            <w:r>
+              <w:rPr>
+                <w:color w:val="auto"/>
+                <w:sz w:val="24"/>
+                <w:szCs w:val="24"/>
+                <w:u w:val="none"/>
+              </w:rPr>
+              <w:t>Testprotokoll Link</w:t>
+            </w:r>
+          </w:p>
+        </w:tc>
+        <w:tc>
+          <w:tcPr>
+            <w:tcW w:w="5379" w:type="dxa"/>
+          </w:tcPr>
+          <w:p>
+            <w:pPr>
+              <w:pStyle w:val="berschriftT1000"/>
               <w:jc w:val="center"/>
-            </w:pPr>
-            <w:r>
-              <w:t>☐</w:t>
-            </w:r>
-          </w:p>
-        </w:tc>
-        <w:tc>
-          <w:tcPr>
-            <w:tcW w:w="714" w:type="dxa"/>
-          </w:tcPr>
-          <w:p>
-            <w:pPr>
-              <w:jc w:val="center"/>
-            </w:pPr>
-            <w:r>
-              <w:t>☐</w:t>
-            </w:r>
-          </w:p>
-        </w:tc>
-        <w:tc>
-          <w:tcPr>
-            <w:tcW w:w="720" w:type="dxa"/>
-          </w:tcPr>
-          <w:p>
-            <w:pPr>
-              <w:jc w:val="center"/>
-            </w:pPr>
-            <w:r>
-              <w:t>☐</w:t>
-            </w:r>
-          </w:p>
-        </w:tc>
-      </w:tr>
-      <w:tr>
-        <w:trPr>
-          <w:trHeight w:val="269"/>
-        </w:trPr>
-        <w:tc>
-          <w:tcPr>
-            <w:tcW w:w="567" w:type="dxa"/>
-          </w:tcPr>
-          <w:p>
-            <w:r>
-              <w:t>4</w:t>
-            </w:r>
-          </w:p>
-        </w:tc>
-        <w:tc>
-          <w:tcPr>
-            <w:tcW w:w="6113" w:type="dxa"/>
-          </w:tcPr>
-          <w:p>
-            <w:r>
-              <w:t xml:space="preserve">Stellen sie den BPM-Wert </w:t>
-            </w:r>
-            <w:r>
-              <w:t xml:space="preserve">auf 128.0 BPM </w:t>
-            </w:r>
-            <w:r>
-              <w:t>ein</w:t>
-            </w:r>
-            <w:r>
-              <w:br/>
-            </w:r>
-          </w:p>
-        </w:tc>
-        <w:tc>
-          <w:tcPr>
-            <w:tcW w:w="988" w:type="dxa"/>
-          </w:tcPr>
-          <w:p>
-            <w:pPr>
-              <w:jc w:val="center"/>
-            </w:pPr>
-            <w:r>
-              <w:t>☐</w:t>
-            </w:r>
-          </w:p>
-        </w:tc>
-        <w:tc>
-          <w:tcPr>
-            <w:tcW w:w="714" w:type="dxa"/>
-          </w:tcPr>
-          <w:p>
-            <w:pPr>
-              <w:jc w:val="center"/>
-            </w:pPr>
-            <w:r>
-              <w:t>☐</w:t>
-            </w:r>
-          </w:p>
-        </w:tc>
-        <w:tc>
-          <w:tcPr>
-            <w:tcW w:w="720" w:type="dxa"/>
-          </w:tcPr>
-          <w:p>
-            <w:pPr>
-              <w:jc w:val="center"/>
-            </w:pPr>
-            <w:r>
-              <w:t>☐</w:t>
-            </w:r>
-          </w:p>
-        </w:tc>
-      </w:tr>
-      <w:tr>
-        <w:trPr>
-          <w:trHeight w:val="269"/>
-        </w:trPr>
-        <w:tc>
-          <w:tcPr>
-            <w:tcW w:w="567" w:type="dxa"/>
-          </w:tcPr>
-          <w:p>
-            <w:r>
-              <w:t>5</w:t>
-            </w:r>
-          </w:p>
-        </w:tc>
-        <w:tc>
-          <w:tcPr>
-            <w:tcW w:w="6113" w:type="dxa"/>
-          </w:tcPr>
-          <w:p>
-            <w:r>
-              <w:rPr>
-                <w:noProof/>
-              </w:rPr>
-              <mc:AlternateContent>
-                <mc:Choice Requires="wps">
-                  <w:drawing>
-                    <wp:anchor distT="45720" distB="45720" distL="114300" distR="114300" simplePos="0" relativeHeight="251660288" behindDoc="0" locked="0" layoutInCell="1" allowOverlap="1" wp14:anchorId="6B450589" wp14:editId="2F877CEC">
-                      <wp:simplePos x="0" y="0"/>
-                      <wp:positionH relativeFrom="column">
-                        <wp:posOffset>1843405</wp:posOffset>
-                      </wp:positionH>
-                      <wp:positionV relativeFrom="paragraph">
-                        <wp:posOffset>62865</wp:posOffset>
-                      </wp:positionV>
-                      <wp:extent cx="933450" cy="430530"/>
-                      <wp:effectExtent l="0" t="0" r="0" b="7620"/>
-                      <wp:wrapSquare wrapText="bothSides"/>
-                      <wp:docPr id="798250035" name="Textfeld 2"/>
-                      <wp:cNvGraphicFramePr>
-                        <a:graphicFrameLocks xmlns:a="http://schemas.openxmlformats.org/drawingml/2006/main"/>
-                      </wp:cNvGraphicFramePr>
-                      <a:graphic xmlns:a="http://schemas.openxmlformats.org/drawingml/2006/main">
-                        <a:graphicData uri="http://schemas.microsoft.com/office/word/2010/wordprocessingShape">
-                          <wps:wsp>
-                            <wps:cNvSpPr txBox="1">
-                              <a:spLocks noChangeArrowheads="1"/>
-                            </wps:cNvSpPr>
-                            <wps:spPr bwMode="auto">
-                              <a:xfrm>
-                                <a:off x="0" y="0"/>
-                                <a:ext cx="933450" cy="430530"/>
-                              </a:xfrm>
-                              <a:prstGeom prst="rect">
-                                <a:avLst/>
-                              </a:prstGeom>
-                              <a:noFill/>
-                              <a:ln>
-                                <a:noFill/>
-                              </a:ln>
-                            </wps:spPr>
-                            <wps:style>
-                              <a:lnRef idx="0">
-                                <a:scrgbClr r="0" g="0" b="0"/>
-                              </a:lnRef>
-                              <a:fillRef idx="0">
-                                <a:scrgbClr r="0" g="0" b="0"/>
-                              </a:fillRef>
-                              <a:effectRef idx="0">
-                                <a:scrgbClr r="0" g="0" b="0"/>
-                              </a:effectRef>
-                              <a:fontRef idx="minor">
-                                <a:schemeClr val="dk1"/>
-                              </a:fontRef>
-                            </wps:style>
-                            <wps:txbx>
-                              <w:txbxContent>
-                                <w:p>
-                                  <w:pPr>
-                                    <w:spacing w:after="0" w:line="240" w:lineRule="auto"/>
-                                  </w:pPr>
-                                  <w:r>
-                                    <w:t xml:space="preserve">Soll: </w:t>
-                                  </w:r>
-                                  <w:r>
-                                    <w:t>128.0</w:t>
-                                  </w:r>
-                                </w:p>
-                                <w:p>
-                                  <w:pPr>
-                                    <w:spacing w:line="240" w:lineRule="auto"/>
-                                  </w:pPr>
-                                  <w:r>
-                                    <w:t>Tol.: ±</w:t>
-                                  </w:r>
-                                  <w:r>
-                                    <w:t>2 B</w:t>
-                                  </w:r>
-                                  <w:r>
-                                    <w:t>PM</w:t>
-                                  </w:r>
-                                </w:p>
-                              </w:txbxContent>
-                            </wps:txbx>
-                            <wps:bodyPr rot="0" vert="horz" wrap="square" lIns="91440" tIns="45720" rIns="91440" bIns="45720" anchor="t" anchorCtr="0">
-                              <a:noAutofit/>
-                            </wps:bodyPr>
-                          </wps:wsp>
-                        </a:graphicData>
-                      </a:graphic>
-                      <wp14:sizeRelH relativeFrom="margin">
-                        <wp14:pctWidth>0</wp14:pctWidth>
-                      </wp14:sizeRelH>
-                      <wp14:sizeRelV relativeFrom="margin">
-                        <wp14:pctHeight>0</wp14:pctHeight>
-                      </wp14:sizeRelV>
-                    </wp:anchor>
-                  </w:drawing>
-                </mc:Choice>
-                <mc:Fallback>
-                  <w:pict>
-                    <v:shapetype w14:anchorId="6B450589" id="_x0000_t202" coordsize="21600,21600" o:spt="202" path="m,l,21600r21600,l21600,xe">
-                      <v:stroke joinstyle="miter"/>
-                      <v:path gradientshapeok="t" o:connecttype="rect"/>
-                    </v:shapetype>
-                    <v:shape id="Textfeld 2" o:spid="_x0000_s1026" type="#_x0000_t202" style="position:absolute;margin-left:145.15pt;margin-top:4.95pt;width:73.5pt;height:33.9pt;z-index:251660288;visibility:visible;mso-wrap-style:square;mso-width-percent:0;mso-height-percent:0;mso-wrap-distance-left:9pt;mso-wrap-distance-top:3.6pt;mso-wrap-distance-right:9pt;mso-wrap-distance-bottom:3.6pt;mso-position-horizontal:absolute;mso-position-horizontal-relative:text;mso-position-vertical:absolute;mso-position-vertical-relative:text;mso-width-percent:0;mso-height-percent:0;mso-width-relative:margin;mso-height-relative:margin;v-text-anchor:top" o:gfxdata="UEsDBBQABgAIAAAAIQC2gziS/gAAAOEBAAATAAAAW0NvbnRlbnRfVHlwZXNdLnhtbJSRQU7DMBBF&#10;90jcwfIWJU67QAgl6YK0S0CoHGBkTxKLZGx5TGhvj5O2G0SRWNoz/78nu9wcxkFMGNg6quQqL6RA&#10;0s5Y6ir5vt9lD1JwBDIwOMJKHpHlpr69KfdHjyxSmriSfYz+USnWPY7AufNIadK6MEJMx9ApD/oD&#10;OlTrorhX2lFEilmcO2RdNtjC5xDF9pCuTyYBB5bi6bQ4syoJ3g9WQ0ymaiLzg5KdCXlKLjvcW893&#10;SUOqXwnz5DrgnHtJTxOsQfEKIT7DmDSUCaxw7Rqn8787ZsmRM9e2VmPeBN4uqYvTtW7jvijg9N/y&#10;JsXecLq0q+WD6m8AAAD//wMAUEsDBBQABgAIAAAAIQA4/SH/1gAAAJQBAAALAAAAX3JlbHMvLnJl&#10;bHOkkMFqwzAMhu+DvYPRfXGawxijTi+j0GvpHsDYimMaW0Yy2fr2M4PBMnrbUb/Q94l/f/hMi1qR&#10;JVI2sOt6UJgd+ZiDgffL8ekFlFSbvV0oo4EbChzGx4f9GRdb25HMsYhqlCwG5lrLq9biZkxWOiqY&#10;22YiTra2kYMu1l1tQD30/bPm3wwYN0x18gb45AdQl1tp5j/sFB2T0FQ7R0nTNEV3j6o9feQzro1i&#10;OWA14Fm+Q8a1a8+Bvu/d/dMb2JY5uiPbhG/ktn4cqGU/er3pcvwCAAD//wMAUEsDBBQABgAIAAAA&#10;IQBupWYdKwIAAKAEAAAOAAAAZHJzL2Uyb0RvYy54bWysVNuO0zAQfUfiHyy/0/QKbNR0tXS1CGm5&#10;iIUPcBy7idbxmLHbpHw9YyftFnhaxEtkz+X4zJyZrK/71rCDQt+ALfhsMuVMWQlVY3cF//7t7tVb&#10;znwQthIGrCr4UXl+vXn5Yt25XM2hBlMpZARifd65gtchuDzLvKxVK/wEnLLk1ICtCHTFXVah6Ai9&#10;Ndl8On2ddYCVQ5DKe7LeDk6+SfhaKxk+a+1VYKbgxC2kL6ZvGb/ZZi3yHQpXN3KkIf6BRSsaS4+e&#10;oW5FEGyPzV9QbSMRPOgwkdBmoHUjVaqBqplN/6jmoRZOpVqoOd6d2+T/H6z8dHhwX5CF/h30JGAq&#10;wrt7kI+eWdjWwu7UDSJ0tRIVPTyLLcs65/MxNbba5z6ClN1HqEhksQ+QgHqNbewK1ckInQQ4npuu&#10;+sAkGa8Wi+WKPJJcy8V0tUiiZCI/JTv04b2ClsVDwZE0TeDicO9DJCPyU0h8y8JdY0zS1djfDBQY&#10;LYl85DsyD0ejYpyxX5VmTZWIRoOXuCu3BtkwLzTQRPM0NQmMEmKgpgefmTumxGyVxvSZ+eek9D7Y&#10;cM5vGws4yBiXSMUCDoLGv3octCO+Q/ypFUMDooqhL3vqXDyWUB1JUoRhZWjF6VAD/uSso3UpuP+x&#10;F6g4Mx8sjcXVbLmM+5Uuy9WbOV3w0lNeeoSVBFXwwNlw3IbU41iMhRsaH90kaZ+YjGRpDZLi48rG&#10;Pbu8p6inH8vmFwAAAP//AwBQSwMEFAAGAAgAAAAhAAfoDFfcAAAACAEAAA8AAABkcnMvZG93bnJl&#10;di54bWxMj81OwzAQhO9IvIO1SNyoTVsICdlUCMQVRPmRuLnxNomI11HsNuHtWU5wHM1o5ptyM/te&#10;HWmMXWCEy4UBRVwH13GD8Pb6eHEDKibLzvaBCeGbImyq05PSFi5M/ELHbWqUlHAsLEKb0lBoHeuW&#10;vI2LMBCLtw+jt0nk2Gg32knKfa+XxlxrbzuWhdYOdN9S/bU9eIT3p/3nx9o8Nw/+apjCbDT7XCOe&#10;n813t6ASzekvDL/4gg6VMO3CgV1UPcIyNyuJIuQ5KPHXq0z0DiHLMtBVqf8fqH4AAAD//wMAUEsB&#10;Ai0AFAAGAAgAAAAhALaDOJL+AAAA4QEAABMAAAAAAAAAAAAAAAAAAAAAAFtDb250ZW50X1R5cGVz&#10;XS54bWxQSwECLQAUAAYACAAAACEAOP0h/9YAAACUAQAACwAAAAAAAAAAAAAAAAAvAQAAX3JlbHMv&#10;LnJlbHNQSwECLQAUAAYACAAAACEAbqVmHSsCAACgBAAADgAAAAAAAAAAAAAAAAAuAgAAZHJzL2Uy&#10;b0RvYy54bWxQSwECLQAUAAYACAAAACEAB+gMV9wAAAAIAQAADwAAAAAAAAAAAAAAAACFBAAAZHJz&#10;L2Rvd25yZXYueG1sUEsFBgAAAAAEAAQA8wAAAI4FAAAAAA==&#10;" filled="f" stroked="f">
-                      <v:textbox>
-                        <w:txbxContent>
-                          <w:p>
-                            <w:pPr>
-                              <w:spacing w:after="0" w:line="240" w:lineRule="auto"/>
-                            </w:pPr>
-                            <w:r>
-                              <w:t xml:space="preserve">Soll: </w:t>
-                            </w:r>
-                            <w:r>
-                              <w:t>128.0</w:t>
-                            </w:r>
-                          </w:p>
-                          <w:p>
-                            <w:pPr>
-                              <w:spacing w:line="240" w:lineRule="auto"/>
-                            </w:pPr>
-                            <w:r>
-                              <w:t>Tol.: ±</w:t>
-                            </w:r>
-                            <w:r>
-                              <w:t>2 B</w:t>
-                            </w:r>
-                            <w:r>
-                              <w:t>PM</w:t>
-                            </w:r>
-                          </w:p>
-                        </w:txbxContent>
-                      </v:textbox>
-                      <w10:wrap type="square"/>
-                    </v:shape>
-                  </w:pict>
-                </mc:Fallback>
-              </mc:AlternateContent>
-            </w:r>
-            <w:r>
-              <w:rPr>
-                <w:noProof/>
-              </w:rPr>
-              <mc:AlternateContent>
-                <mc:Choice Requires="wps">
-                  <w:drawing>
-                    <wp:anchor distT="45720" distB="45720" distL="114300" distR="114300" simplePos="0" relativeHeight="251659264" behindDoc="0" locked="0" layoutInCell="1" allowOverlap="1" wp14:anchorId="4570A487" wp14:editId="2A48A768">
-                      <wp:simplePos x="0" y="0"/>
-                      <wp:positionH relativeFrom="column">
-                        <wp:posOffset>2833370</wp:posOffset>
-                      </wp:positionH>
-                      <wp:positionV relativeFrom="paragraph">
-                        <wp:posOffset>81915</wp:posOffset>
-                      </wp:positionV>
-                      <wp:extent cx="829945" cy="421640"/>
-                      <wp:effectExtent l="0" t="0" r="27305" b="16510"/>
-                      <wp:wrapSquare wrapText="bothSides"/>
-                      <wp:docPr id="206225970" name="Textfeld 2"/>
-                      <wp:cNvGraphicFramePr>
-                        <a:graphicFrameLocks xmlns:a="http://schemas.openxmlformats.org/drawingml/2006/main"/>
-                      </wp:cNvGraphicFramePr>
-                      <a:graphic xmlns:a="http://schemas.openxmlformats.org/drawingml/2006/main">
-                        <a:graphicData uri="http://schemas.microsoft.com/office/word/2010/wordprocessingShape">
-                          <wps:wsp>
-                            <wps:cNvSpPr txBox="1">
-                              <a:spLocks noChangeArrowheads="1"/>
-                            </wps:cNvSpPr>
-                            <wps:spPr bwMode="auto">
-                              <a:xfrm>
-                                <a:off x="0" y="0"/>
-                                <a:ext cx="829945" cy="421640"/>
-                              </a:xfrm>
-                              <a:prstGeom prst="rect">
-                                <a:avLst/>
-                              </a:prstGeom>
-                              <a:solidFill>
-                                <a:srgbClr val="FFFFFF"/>
-                              </a:solidFill>
-                              <a:ln w="9525">
-                                <a:solidFill>
-                                  <a:srgbClr val="000000"/>
-                                </a:solidFill>
-                                <a:miter lim="800000"/>
-                                <a:headEnd/>
-                                <a:tailEnd/>
-                              </a:ln>
-                            </wps:spPr>
-                            <wps:txbx>
-                              <w:txbxContent>
-                                <w:p>
-                                  <w:pPr>
-                                    <w:rPr>
-                                      <w:sz w:val="36"/>
-                                      <w:szCs w:val="36"/>
-                                      <w:vertAlign w:val="subscript"/>
-                                    </w:rPr>
-                                  </w:pPr>
-                                </w:p>
-                              </w:txbxContent>
-                            </wps:txbx>
-                            <wps:bodyPr rot="0" vert="horz" wrap="square" lIns="91440" tIns="45720" rIns="91440" bIns="45720" anchor="t" anchorCtr="0">
-                              <a:noAutofit/>
-                            </wps:bodyPr>
-                          </wps:wsp>
-                        </a:graphicData>
-                      </a:graphic>
-                      <wp14:sizeRelH relativeFrom="margin">
-                        <wp14:pctWidth>0</wp14:pctWidth>
-                      </wp14:sizeRelH>
-                      <wp14:sizeRelV relativeFrom="margin">
-                        <wp14:pctHeight>0</wp14:pctHeight>
-                      </wp14:sizeRelV>
-                    </wp:anchor>
-                  </w:drawing>
-                </mc:Choice>
-                <mc:Fallback>
-                  <w:pict>
-                    <v:shape w14:anchorId="4570A487" id="_x0000_s1027" type="#_x0000_t202" style="position:absolute;margin-left:223.1pt;margin-top:6.45pt;width:65.35pt;height:33.2pt;z-index:251659264;visibility:visible;mso-wrap-style:square;mso-width-percent:0;mso-height-percent:0;mso-wrap-distance-left:9pt;mso-wrap-distance-top:3.6pt;mso-wrap-distance-right:9pt;mso-wrap-distance-bottom:3.6pt;mso-position-horizontal:absolute;mso-position-horizontal-relative:text;mso-position-vertical:absolute;mso-position-vertical-relative:text;mso-width-percent:0;mso-height-percent:0;mso-width-relative:margin;mso-height-relative:margin;v-text-anchor:top" o:gfxdata="UEsDBBQABgAIAAAAIQC2gziS/gAAAOEBAAATAAAAW0NvbnRlbnRfVHlwZXNdLnhtbJSRQU7DMBBF&#10;90jcwfIWJU67QAgl6YK0S0CoHGBkTxKLZGx5TGhvj5O2G0SRWNoz/78nu9wcxkFMGNg6quQqL6RA&#10;0s5Y6ir5vt9lD1JwBDIwOMJKHpHlpr69KfdHjyxSmriSfYz+USnWPY7AufNIadK6MEJMx9ApD/oD&#10;OlTrorhX2lFEilmcO2RdNtjC5xDF9pCuTyYBB5bi6bQ4syoJ3g9WQ0ymaiLzg5KdCXlKLjvcW893&#10;SUOqXwnz5DrgnHtJTxOsQfEKIT7DmDSUCaxw7Rqn8787ZsmRM9e2VmPeBN4uqYvTtW7jvijg9N/y&#10;JsXecLq0q+WD6m8AAAD//wMAUEsDBBQABgAIAAAAIQA4/SH/1gAAAJQBAAALAAAAX3JlbHMvLnJl&#10;bHOkkMFqwzAMhu+DvYPRfXGawxijTi+j0GvpHsDYimMaW0Yy2fr2M4PBMnrbUb/Q94l/f/hMi1qR&#10;JVI2sOt6UJgd+ZiDgffL8ekFlFSbvV0oo4EbChzGx4f9GRdb25HMsYhqlCwG5lrLq9biZkxWOiqY&#10;22YiTra2kYMu1l1tQD30/bPm3wwYN0x18gb45AdQl1tp5j/sFB2T0FQ7R0nTNEV3j6o9feQzro1i&#10;OWA14Fm+Q8a1a8+Bvu/d/dMb2JY5uiPbhG/ktn4cqGU/er3pcvwCAAD//wMAUEsDBBQABgAIAAAA&#10;IQCg5lBSEQIAACUEAAAOAAAAZHJzL2Uyb0RvYy54bWysk1Fv0zAQx9+R+A6W32naqB1r1HQaHUVI&#10;YyANPoDjOI2F4zNnt0n59JzdrKsGvCD8YPl89t93vzuvbobOsINCr8GWfDaZcqashFrbXcm/fd2+&#10;uebMB2FrYcCqkh+V5zfr169WvStUDi2YWiEjEeuL3pW8DcEVWeZlqzrhJ+CUJWcD2IlAJu6yGkVP&#10;6p3J8un0KusBa4cglfe0e3dy8nXSbxolw+em8SowU3KKLaQZ01zFOVuvRLFD4VotxzDEP0TRCW3p&#10;0bPUnQiC7VH/JtVpieChCRMJXQZNo6VKOVA2s+mLbB5b4VTKheB4d8bk/5+sfDg8ui/IwvAOBipg&#10;SsK7e5DfPbOwaYXdqVtE6Fslanp4FpFlvfPFeDWi9oWPIlX/CWoqstgHSEJDg12kQnkyUqcCHM/Q&#10;1RCYpM3rfLmcLziT5Jrns6t5KkomiqfLDn34oKBjcVFypJomcXG49yEGI4qnI/EtD0bXW21MMnBX&#10;bQyyg6D6b9NI8b84ZizrS75c5ItT/n+VmKbxJ4lOB2pkozvK6HxIFJHae1unNgtCm9OaQjZ2xBjJ&#10;nRiGoRqYrkfGkWoF9ZG4Ipz6lv4ZLVrAn5z11LMl9z/2AhVn5qOl2ixnc6LHQjLmi7c5GXjpqS49&#10;wkqSKnng7LTchPQxIjcLt1TDRie+z5GMIVMvJuzjv4nNfmmnU8+/e/0LAAD//wMAUEsDBBQABgAI&#10;AAAAIQCIY3Il3wAAAAkBAAAPAAAAZHJzL2Rvd25yZXYueG1sTI/LTsMwEEX3SPyDNUhsEHVIQ9KE&#10;OBVCAsEO2gq2bjxNIvwItpuGv2dYwW5G9+jOmXo9G80m9GFwVsDNIgGGtnVqsJ2A3fbxegUsRGmV&#10;1M6igG8MsG7Oz2pZKXeybzhtYseoxIZKCuhjHCvOQ9ujkWHhRrSUHZw3MtLqO668PFG50TxNkpwb&#10;OVi60MsRH3psPzdHI2CVPU8f4WX5+t7mB13Gq2J6+vJCXF7M93fAIs7xD4ZffVKHhpz27mhVYFpA&#10;luUpoRSkJTACbouchr2AolwCb2r+/4PmBwAA//8DAFBLAQItABQABgAIAAAAIQC2gziS/gAAAOEB&#10;AAATAAAAAAAAAAAAAAAAAAAAAABbQ29udGVudF9UeXBlc10ueG1sUEsBAi0AFAAGAAgAAAAhADj9&#10;If/WAAAAlAEAAAsAAAAAAAAAAAAAAAAALwEAAF9yZWxzLy5yZWxzUEsBAi0AFAAGAAgAAAAhAKDm&#10;UFIRAgAAJQQAAA4AAAAAAAAAAAAAAAAALgIAAGRycy9lMm9Eb2MueG1sUEsBAi0AFAAGAAgAAAAh&#10;AIhjciXfAAAACQEAAA8AAAAAAAAAAAAAAAAAawQAAGRycy9kb3ducmV2LnhtbFBLBQYAAAAABAAE&#10;APMAAAB3BQAAAAA=&#10;">
-                      <v:textbox>
-                        <w:txbxContent>
-                          <w:p>
-                            <w:pPr>
-                              <w:rPr>
-                                <w:sz w:val="36"/>
-                                <w:szCs w:val="36"/>
-                                <w:vertAlign w:val="subscript"/>
-                              </w:rPr>
-                            </w:pPr>
-                          </w:p>
-                        </w:txbxContent>
-                      </v:textbox>
-                      <w10:wrap type="square"/>
-                    </v:shape>
-                  </w:pict>
-                </mc:Fallback>
-              </mc:AlternateContent>
-            </w:r>
-            <w:r>
-              <w:t xml:space="preserve">Warten sie einige Sekunden </w:t>
-            </w:r>
-            <w:r>
-              <w:t xml:space="preserve"> und dokumentieren </w:t>
-            </w:r>
-            <w:r>
-              <w:t>sie anschließend</w:t>
-            </w:r>
-            <w:r>
-              <w:t xml:space="preserve"> den BPM-Wert</w:t>
-            </w:r>
-          </w:p>
-          <w:p/>
-        </w:tc>
-        <w:tc>
-          <w:tcPr>
-            <w:tcW w:w="988" w:type="dxa"/>
-          </w:tcPr>
-          <w:p>
-            <w:pPr>
-              <w:jc w:val="center"/>
-            </w:pPr>
-            <w:r>
-              <w:t>☐</w:t>
-            </w:r>
-          </w:p>
-        </w:tc>
-        <w:tc>
-          <w:tcPr>
-            <w:tcW w:w="714" w:type="dxa"/>
-          </w:tcPr>
-          <w:p>
-            <w:pPr>
-              <w:jc w:val="center"/>
-            </w:pPr>
-            <w:r>
-              <w:t>☐</w:t>
-            </w:r>
-          </w:p>
-        </w:tc>
-        <w:tc>
-          <w:tcPr>
-            <w:tcW w:w="720" w:type="dxa"/>
-          </w:tcPr>
-          <w:p>
-            <w:pPr>
-              <w:jc w:val="center"/>
-            </w:pPr>
-            <w:r>
-              <w:t>☐</w:t>
-            </w:r>
-          </w:p>
-        </w:tc>
-      </w:tr>
-      <w:tr>
-        <w:trPr>
-          <w:trHeight w:val="269"/>
-        </w:trPr>
-        <w:tc>
-          <w:tcPr>
-            <w:tcW w:w="567" w:type="dxa"/>
-          </w:tcPr>
-          <w:p>
-            <w:r>
-              <w:t>4</w:t>
-            </w:r>
-          </w:p>
-        </w:tc>
-        <w:tc>
-          <w:tcPr>
-            <w:tcW w:w="6113" w:type="dxa"/>
-          </w:tcPr>
-          <w:p>
-            <w:pPr>
-              <w:rPr>
-                <w:noProof/>
-              </w:rPr>
-            </w:pPr>
-            <w:r>
-              <w:t>Blinkt eine LED oder ein Punkt im Display im Takt der Musik?</w:t>
-            </w:r>
-            <w:r>
-              <w:br/>
-            </w:r>
-          </w:p>
-        </w:tc>
-        <w:tc>
-          <w:tcPr>
-            <w:tcW w:w="988" w:type="dxa"/>
-          </w:tcPr>
-          <w:p>
-            <w:pPr>
-              <w:jc w:val="center"/>
-            </w:pPr>
-            <w:r>
-              <w:t>☐</w:t>
-            </w:r>
-          </w:p>
-        </w:tc>
-        <w:tc>
-          <w:tcPr>
-            <w:tcW w:w="714" w:type="dxa"/>
-          </w:tcPr>
-          <w:p>
-            <w:pPr>
-              <w:jc w:val="center"/>
-            </w:pPr>
-            <w:r>
-              <w:t>☐</w:t>
-            </w:r>
-          </w:p>
-        </w:tc>
-        <w:tc>
-          <w:tcPr>
-            <w:tcW w:w="720" w:type="dxa"/>
-          </w:tcPr>
-          <w:p>
-            <w:pPr>
-              <w:jc w:val="center"/>
-            </w:pPr>
-            <w:r>
-              <w:t>☐</w:t>
-            </w:r>
+              <w:rPr>
+                <w:color w:val="auto"/>
+                <w:sz w:val="24"/>
+                <w:szCs w:val="24"/>
+                <w:u w:val="none"/>
+              </w:rPr>
+            </w:pPr>
+            <w:hyperlink r:id="rId6" w:history="1">
+              <w:r>
+                <w:rPr>
+                  <w:rStyle w:val="Hyperlink"/>
+                  <w:sz w:val="24"/>
+                  <w:szCs w:val="24"/>
+                </w:rPr>
+                <w:t>TC_G1_1_signed.pdf</w:t>
+              </w:r>
+            </w:hyperlink>
           </w:p>
         </w:tc>
       </w:tr>
     </w:tbl>
     <w:p>
       <w:pPr>
+        <w:pStyle w:val="berschriftT1000"/>
+        <w:jc w:val="both"/>
         <w:rPr>
           <w:b/>
           <w:bCs/>
+          <w:color w:val="auto"/>
+          <w:sz w:val="24"/>
+          <w:szCs w:val="24"/>
+          <w:u w:val="none"/>
         </w:rPr>
       </w:pPr>
-    </w:p>
-    <w:p>
-      <w:pPr>
+      <w:r>
         <w:rPr>
           <w:b/>
           <w:bCs/>
-        </w:rPr>
-      </w:pPr>
-    </w:p>
-    <w:p>
-      <w:pPr>
-        <w:rPr>
-          <w:u w:val="single"/>
-        </w:rPr>
-      </w:pPr>
-      <w:r>
-        <w:t>Der Test</w:t>
+          <w:color w:val="auto"/>
+          <w:sz w:val="24"/>
+          <w:szCs w:val="24"/>
+          <w:u w:val="none"/>
+        </w:rPr>
+        <w:t xml:space="preserve">Ergebnis: </w:t>
       </w:r>
       <w:r>
-        <w:t xml:space="preserve"> wurde</w:t>
-      </w:r>
-      <w:r>
-        <w:t xml:space="preserve"> ordnungsgemäß</w:t>
-      </w:r>
-      <w:r>
-        <w:t xml:space="preserve"> durchgeführt von:</w:t>
-      </w:r>
-      <w:r>
-        <w:rPr>
-          <w:u w:val="single"/>
-        </w:rPr>
-        <w:t>________________________________</w:t>
-      </w:r>
-      <w:r>
-        <w:rPr>
-          <w:u w:val="single"/>
-        </w:rPr>
-        <w:t>___________</w:t>
+        <w:rPr>
+          <w:b/>
+          <w:bCs/>
+          <w:color w:val="auto"/>
+          <w:sz w:val="24"/>
+          <w:szCs w:val="24"/>
+          <w:u w:val="none"/>
+        </w:rPr>
+        <w:tab/>
+        <w:t>TC_G1_1 passed</w:t>
       </w:r>
     </w:p>
     <w:p>
       <w:pPr>
+        <w:pStyle w:val="berschriftT1000"/>
+        <w:jc w:val="both"/>
         <w:rPr>
           <w:b/>
           <w:bCs/>
-          <w:u w:val="single"/>
+          <w:color w:val="FF0000"/>
+          <w:sz w:val="24"/>
+          <w:szCs w:val="24"/>
         </w:rPr>
       </w:pPr>
+      <w:r>
+        <w:rPr>
+          <w:b/>
+          <w:bCs/>
+          <w:color w:val="FF0000"/>
+          <w:sz w:val="24"/>
+          <w:szCs w:val="24"/>
+        </w:rPr>
+        <w:t>TC_G1_</w:t>
+      </w:r>
+      <w:r>
+        <w:rPr>
+          <w:b/>
+          <w:bCs/>
+          <w:color w:val="FF0000"/>
+          <w:sz w:val="24"/>
+          <w:szCs w:val="24"/>
+        </w:rPr>
+        <w:t>2</w:t>
+      </w:r>
+      <w:r>
+        <w:rPr>
+          <w:b/>
+          <w:bCs/>
+          <w:color w:val="FF0000"/>
+          <w:sz w:val="24"/>
+          <w:szCs w:val="24"/>
+        </w:rPr>
+        <w:t>:</w:t>
+      </w:r>
     </w:p>
+    <w:tbl>
+      <w:tblPr>
+        <w:tblStyle w:val="Tabellenraster"/>
+        <w:tblW w:w="0" w:type="auto"/>
+        <w:tblLook w:val="04A0" w:firstRow="1" w:lastRow="0" w:firstColumn="1" w:lastColumn="0" w:noHBand="0" w:noVBand="1"/>
+      </w:tblPr>
+      <w:tblGrid>
+        <w:gridCol w:w="3681"/>
+        <w:gridCol w:w="5379"/>
+      </w:tblGrid>
+      <w:tr>
+        <w:tc>
+          <w:tcPr>
+            <w:tcW w:w="3681" w:type="dxa"/>
+          </w:tcPr>
+          <w:p>
+            <w:pPr>
+              <w:pStyle w:val="berschriftT1000"/>
+              <w:jc w:val="both"/>
+              <w:rPr>
+                <w:color w:val="auto"/>
+                <w:sz w:val="24"/>
+                <w:szCs w:val="24"/>
+                <w:u w:val="none"/>
+              </w:rPr>
+            </w:pPr>
+            <w:r>
+              <w:rPr>
+                <w:color w:val="auto"/>
+                <w:sz w:val="24"/>
+                <w:szCs w:val="24"/>
+                <w:u w:val="none"/>
+              </w:rPr>
+              <w:t>Durchführung des Tests möglich?</w:t>
+            </w:r>
+          </w:p>
+        </w:tc>
+        <w:tc>
+          <w:tcPr>
+            <w:tcW w:w="5379" w:type="dxa"/>
+          </w:tcPr>
+          <w:p>
+            <w:pPr>
+              <w:pStyle w:val="berschriftT1000"/>
+              <w:jc w:val="center"/>
+              <w:rPr>
+                <w:color w:val="auto"/>
+                <w:sz w:val="24"/>
+                <w:szCs w:val="24"/>
+                <w:u w:val="none"/>
+              </w:rPr>
+            </w:pPr>
+            <w:r>
+              <w:rPr>
+                <w:color w:val="auto"/>
+                <w:sz w:val="24"/>
+                <w:szCs w:val="24"/>
+                <w:u w:val="none"/>
+              </w:rPr>
+              <w:t>Ja</w:t>
+            </w:r>
+          </w:p>
+        </w:tc>
+      </w:tr>
+      <w:tr>
+        <w:tc>
+          <w:tcPr>
+            <w:tcW w:w="3681" w:type="dxa"/>
+          </w:tcPr>
+          <w:p>
+            <w:pPr>
+              <w:pStyle w:val="berschriftT1000"/>
+              <w:jc w:val="both"/>
+              <w:rPr>
+                <w:color w:val="auto"/>
+                <w:sz w:val="24"/>
+                <w:szCs w:val="24"/>
+                <w:u w:val="none"/>
+              </w:rPr>
+            </w:pPr>
+            <w:r>
+              <w:rPr>
+                <w:color w:val="auto"/>
+                <w:sz w:val="24"/>
+                <w:szCs w:val="24"/>
+                <w:u w:val="none"/>
+              </w:rPr>
+              <w:t>Probleme bei der Durchführung?</w:t>
+            </w:r>
+          </w:p>
+        </w:tc>
+        <w:tc>
+          <w:tcPr>
+            <w:tcW w:w="5379" w:type="dxa"/>
+          </w:tcPr>
+          <w:p>
+            <w:pPr>
+              <w:pStyle w:val="berschriftT1000"/>
+              <w:jc w:val="center"/>
+              <w:rPr>
+                <w:color w:val="auto"/>
+                <w:sz w:val="24"/>
+                <w:szCs w:val="24"/>
+                <w:u w:val="none"/>
+              </w:rPr>
+            </w:pPr>
+            <w:r>
+              <w:rPr>
+                <w:color w:val="auto"/>
+                <w:sz w:val="24"/>
+                <w:szCs w:val="24"/>
+                <w:u w:val="none"/>
+              </w:rPr>
+              <w:t>Nein</w:t>
+            </w:r>
+          </w:p>
+        </w:tc>
+      </w:tr>
+      <w:tr>
+        <w:tc>
+          <w:tcPr>
+            <w:tcW w:w="3681" w:type="dxa"/>
+          </w:tcPr>
+          <w:p>
+            <w:pPr>
+              <w:pStyle w:val="berschriftT1000"/>
+              <w:jc w:val="both"/>
+              <w:rPr>
+                <w:color w:val="auto"/>
+                <w:sz w:val="24"/>
+                <w:szCs w:val="24"/>
+                <w:u w:val="none"/>
+              </w:rPr>
+            </w:pPr>
+            <w:r>
+              <w:rPr>
+                <w:color w:val="auto"/>
+                <w:sz w:val="24"/>
+                <w:szCs w:val="24"/>
+                <w:u w:val="none"/>
+              </w:rPr>
+              <w:t>Wenn ja, Begründung/Lösung</w:t>
+            </w:r>
+          </w:p>
+        </w:tc>
+        <w:tc>
+          <w:tcPr>
+            <w:tcW w:w="5379" w:type="dxa"/>
+          </w:tcPr>
+          <w:p>
+            <w:pPr>
+              <w:pStyle w:val="berschriftT1000"/>
+              <w:jc w:val="center"/>
+              <w:rPr>
+                <w:color w:val="auto"/>
+                <w:sz w:val="24"/>
+                <w:szCs w:val="24"/>
+                <w:u w:val="none"/>
+              </w:rPr>
+            </w:pPr>
+            <w:r>
+              <w:rPr>
+                <w:color w:val="auto"/>
+                <w:sz w:val="24"/>
+                <w:szCs w:val="24"/>
+                <w:u w:val="none"/>
+              </w:rPr>
+              <w:t>-</w:t>
+            </w:r>
+          </w:p>
+        </w:tc>
+      </w:tr>
+      <w:tr>
+        <w:tc>
+          <w:tcPr>
+            <w:tcW w:w="3681" w:type="dxa"/>
+          </w:tcPr>
+          <w:p>
+            <w:pPr>
+              <w:pStyle w:val="berschriftT1000"/>
+              <w:jc w:val="both"/>
+              <w:rPr>
+                <w:color w:val="auto"/>
+                <w:sz w:val="24"/>
+                <w:szCs w:val="24"/>
+                <w:u w:val="none"/>
+              </w:rPr>
+            </w:pPr>
+            <w:r>
+              <w:rPr>
+                <w:color w:val="auto"/>
+                <w:sz w:val="24"/>
+                <w:szCs w:val="24"/>
+                <w:u w:val="none"/>
+              </w:rPr>
+              <w:t>Erwartetes Ergebnis erzielt?</w:t>
+            </w:r>
+          </w:p>
+        </w:tc>
+        <w:tc>
+          <w:tcPr>
+            <w:tcW w:w="5379" w:type="dxa"/>
+          </w:tcPr>
+          <w:p>
+            <w:pPr>
+              <w:pStyle w:val="berschriftT1000"/>
+              <w:jc w:val="center"/>
+              <w:rPr>
+                <w:color w:val="auto"/>
+                <w:sz w:val="24"/>
+                <w:szCs w:val="24"/>
+                <w:u w:val="none"/>
+              </w:rPr>
+            </w:pPr>
+            <w:r>
+              <w:rPr>
+                <w:color w:val="auto"/>
+                <w:sz w:val="24"/>
+                <w:szCs w:val="24"/>
+                <w:u w:val="none"/>
+              </w:rPr>
+              <w:t>Ja</w:t>
+            </w:r>
+          </w:p>
+        </w:tc>
+      </w:tr>
+      <w:tr>
+        <w:tc>
+          <w:tcPr>
+            <w:tcW w:w="3681" w:type="dxa"/>
+          </w:tcPr>
+          <w:p>
+            <w:pPr>
+              <w:pStyle w:val="berschriftT1000"/>
+              <w:jc w:val="both"/>
+              <w:rPr>
+                <w:color w:val="auto"/>
+                <w:sz w:val="24"/>
+                <w:szCs w:val="24"/>
+                <w:u w:val="none"/>
+              </w:rPr>
+            </w:pPr>
+            <w:r>
+              <w:rPr>
+                <w:color w:val="auto"/>
+                <w:sz w:val="24"/>
+                <w:szCs w:val="24"/>
+                <w:u w:val="none"/>
+              </w:rPr>
+              <w:t>Test-Case bestanden?</w:t>
+            </w:r>
+          </w:p>
+        </w:tc>
+        <w:tc>
+          <w:tcPr>
+            <w:tcW w:w="5379" w:type="dxa"/>
+          </w:tcPr>
+          <w:p>
+            <w:pPr>
+              <w:pStyle w:val="berschriftT1000"/>
+              <w:jc w:val="center"/>
+              <w:rPr>
+                <w:color w:val="auto"/>
+                <w:sz w:val="24"/>
+                <w:szCs w:val="24"/>
+                <w:u w:val="none"/>
+              </w:rPr>
+            </w:pPr>
+            <w:r>
+              <w:rPr>
+                <w:color w:val="auto"/>
+                <w:sz w:val="24"/>
+                <w:szCs w:val="24"/>
+                <w:u w:val="none"/>
+              </w:rPr>
+              <w:t>Ja</w:t>
+            </w:r>
+          </w:p>
+        </w:tc>
+      </w:tr>
+      <w:tr>
+        <w:tc>
+          <w:tcPr>
+            <w:tcW w:w="3681" w:type="dxa"/>
+          </w:tcPr>
+          <w:p>
+            <w:pPr>
+              <w:pStyle w:val="berschriftT1000"/>
+              <w:jc w:val="both"/>
+              <w:rPr>
+                <w:color w:val="auto"/>
+                <w:sz w:val="24"/>
+                <w:szCs w:val="24"/>
+                <w:u w:val="none"/>
+              </w:rPr>
+            </w:pPr>
+            <w:r>
+              <w:rPr>
+                <w:color w:val="auto"/>
+                <w:sz w:val="24"/>
+                <w:szCs w:val="24"/>
+                <w:u w:val="none"/>
+              </w:rPr>
+              <w:t>Testprotokoll Link</w:t>
+            </w:r>
+          </w:p>
+        </w:tc>
+        <w:tc>
+          <w:tcPr>
+            <w:tcW w:w="5379" w:type="dxa"/>
+          </w:tcPr>
+          <w:p>
+            <w:pPr>
+              <w:pStyle w:val="berschriftT1000"/>
+              <w:jc w:val="center"/>
+              <w:rPr>
+                <w:color w:val="auto"/>
+                <w:sz w:val="24"/>
+                <w:szCs w:val="24"/>
+                <w:u w:val="none"/>
+              </w:rPr>
+            </w:pPr>
+            <w:hyperlink r:id="rId7" w:history="1">
+              <w:r>
+                <w:rPr>
+                  <w:rStyle w:val="Hyperlink"/>
+                  <w:sz w:val="24"/>
+                  <w:szCs w:val="24"/>
+                </w:rPr>
+                <w:t>TC_G1_2_signed.pdf</w:t>
+              </w:r>
+            </w:hyperlink>
+          </w:p>
+        </w:tc>
+      </w:tr>
+    </w:tbl>
     <w:p>
       <w:pPr>
+        <w:pStyle w:val="berschriftT1000"/>
+        <w:jc w:val="both"/>
         <w:rPr>
           <w:b/>
           <w:bCs/>
+          <w:color w:val="auto"/>
+          <w:sz w:val="24"/>
+          <w:szCs w:val="24"/>
+          <w:u w:val="none"/>
         </w:rPr>
       </w:pPr>
       <w:r>
         <w:rPr>
           <w:b/>
           <w:bCs/>
-        </w:rPr>
-        <w:t>Ort, Datum</w:t>
+          <w:color w:val="auto"/>
+          <w:sz w:val="24"/>
+          <w:szCs w:val="24"/>
+          <w:u w:val="none"/>
+        </w:rPr>
+        <w:t xml:space="preserve">Ergebnis: </w:t>
       </w:r>
       <w:r>
         <w:rPr>
           <w:b/>
           <w:bCs/>
-        </w:rPr>
-        <w:t>:</w:t>
+          <w:color w:val="auto"/>
+          <w:sz w:val="24"/>
+          <w:szCs w:val="24"/>
+          <w:u w:val="none"/>
+        </w:rPr>
+        <w:tab/>
+        <w:t>TC_G1_2 pass</w:t>
       </w:r>
       <w:r>
         <w:rPr>
           <w:b/>
           <w:bCs/>
-        </w:rPr>
-        <w:tab/>
-      </w:r>
-      <w:r>
-        <w:rPr>
-          <w:b/>
-          <w:bCs/>
-        </w:rPr>
-        <w:tab/>
-      </w:r>
-      <w:r>
-        <w:rPr>
-          <w:b/>
-          <w:bCs/>
-        </w:rPr>
-        <w:tab/>
-      </w:r>
-      <w:r>
-        <w:rPr>
-          <w:b/>
-          <w:bCs/>
-        </w:rPr>
-        <w:tab/>
-      </w:r>
-      <w:r>
-        <w:rPr>
-          <w:b/>
-          <w:bCs/>
-        </w:rPr>
-        <w:tab/>
-      </w:r>
-      <w:r>
-        <w:rPr>
-          <w:b/>
-          <w:bCs/>
-        </w:rPr>
-        <w:tab/>
-      </w:r>
-      <w:r>
-        <w:rPr>
-          <w:b/>
-          <w:bCs/>
-        </w:rPr>
-        <w:tab/>
-      </w:r>
-      <w:r>
-        <w:rPr>
-          <w:b/>
-          <w:bCs/>
-        </w:rPr>
-        <w:t>Unterschrift:</w:t>
-      </w:r>
-      <w:r>
-        <w:rPr>
-          <w:b/>
-          <w:bCs/>
-        </w:rPr>
-        <w:br/>
+          <w:color w:val="auto"/>
+          <w:sz w:val="24"/>
+          <w:szCs w:val="24"/>
+          <w:u w:val="none"/>
+        </w:rPr>
+        <w:t>ed</w:t>
       </w:r>
     </w:p>
     <w:p>
       <w:pPr>
+        <w:pStyle w:val="berschriftT1000"/>
+        <w:jc w:val="both"/>
         <w:rPr>
           <w:b/>
           <w:bCs/>
+          <w:color w:val="FF0000"/>
+          <w:sz w:val="24"/>
+          <w:szCs w:val="24"/>
         </w:rPr>
       </w:pPr>
       <w:r>
         <w:rPr>
           <w:b/>
           <w:bCs/>
-        </w:rPr>
-        <w:br/>
+          <w:color w:val="FF0000"/>
+          <w:sz w:val="24"/>
+          <w:szCs w:val="24"/>
+        </w:rPr>
+        <w:t>TC_G1_</w:t>
       </w:r>
       <w:r>
         <w:rPr>
           <w:b/>
           <w:bCs/>
-        </w:rPr>
-        <w:br/>
-        <w:t>_____________________________</w:t>
+          <w:color w:val="FF0000"/>
+          <w:sz w:val="24"/>
+          <w:szCs w:val="24"/>
+        </w:rPr>
+        <w:t>3</w:t>
       </w:r>
       <w:r>
         <w:rPr>
           <w:b/>
           <w:bCs/>
-        </w:rPr>
-        <w:t>___________</w:t>
+          <w:color w:val="FF0000"/>
+          <w:sz w:val="24"/>
+          <w:szCs w:val="24"/>
+        </w:rPr>
+        <w:t>:</w:t>
+      </w:r>
+    </w:p>
+    <w:tbl>
+      <w:tblPr>
+        <w:tblStyle w:val="Tabellenraster"/>
+        <w:tblW w:w="0" w:type="auto"/>
+        <w:tblLook w:val="04A0" w:firstRow="1" w:lastRow="0" w:firstColumn="1" w:lastColumn="0" w:noHBand="0" w:noVBand="1"/>
+      </w:tblPr>
+      <w:tblGrid>
+        <w:gridCol w:w="3681"/>
+        <w:gridCol w:w="5379"/>
+      </w:tblGrid>
+      <w:tr>
+        <w:tc>
+          <w:tcPr>
+            <w:tcW w:w="3681" w:type="dxa"/>
+          </w:tcPr>
+          <w:p>
+            <w:pPr>
+              <w:pStyle w:val="berschriftT1000"/>
+              <w:jc w:val="both"/>
+              <w:rPr>
+                <w:color w:val="auto"/>
+                <w:sz w:val="24"/>
+                <w:szCs w:val="24"/>
+                <w:u w:val="none"/>
+              </w:rPr>
+            </w:pPr>
+            <w:r>
+              <w:rPr>
+                <w:color w:val="auto"/>
+                <w:sz w:val="24"/>
+                <w:szCs w:val="24"/>
+                <w:u w:val="none"/>
+              </w:rPr>
+              <w:t>Durchführung des Tests möglich?</w:t>
+            </w:r>
+          </w:p>
+        </w:tc>
+        <w:tc>
+          <w:tcPr>
+            <w:tcW w:w="5379" w:type="dxa"/>
+          </w:tcPr>
+          <w:p>
+            <w:pPr>
+              <w:pStyle w:val="berschriftT1000"/>
+              <w:jc w:val="center"/>
+              <w:rPr>
+                <w:color w:val="auto"/>
+                <w:sz w:val="24"/>
+                <w:szCs w:val="24"/>
+                <w:u w:val="none"/>
+              </w:rPr>
+            </w:pPr>
+            <w:r>
+              <w:rPr>
+                <w:color w:val="auto"/>
+                <w:sz w:val="24"/>
+                <w:szCs w:val="24"/>
+                <w:u w:val="none"/>
+              </w:rPr>
+              <w:t>Ja</w:t>
+            </w:r>
+          </w:p>
+        </w:tc>
+      </w:tr>
+      <w:tr>
+        <w:tc>
+          <w:tcPr>
+            <w:tcW w:w="3681" w:type="dxa"/>
+          </w:tcPr>
+          <w:p>
+            <w:pPr>
+              <w:pStyle w:val="berschriftT1000"/>
+              <w:jc w:val="both"/>
+              <w:rPr>
+                <w:color w:val="auto"/>
+                <w:sz w:val="24"/>
+                <w:szCs w:val="24"/>
+                <w:u w:val="none"/>
+              </w:rPr>
+            </w:pPr>
+            <w:r>
+              <w:rPr>
+                <w:color w:val="auto"/>
+                <w:sz w:val="24"/>
+                <w:szCs w:val="24"/>
+                <w:u w:val="none"/>
+              </w:rPr>
+              <w:t>Probleme bei der Durchführung?</w:t>
+            </w:r>
+          </w:p>
+        </w:tc>
+        <w:tc>
+          <w:tcPr>
+            <w:tcW w:w="5379" w:type="dxa"/>
+          </w:tcPr>
+          <w:p>
+            <w:pPr>
+              <w:pStyle w:val="berschriftT1000"/>
+              <w:rPr>
+                <w:sz w:val="24"/>
+                <w:szCs w:val="24"/>
+              </w:rPr>
+            </w:pPr>
+            <w:r>
+              <w:rPr>
+                <w:color w:val="auto"/>
+                <w:sz w:val="24"/>
+                <w:szCs w:val="24"/>
+                <w:u w:val="none"/>
+              </w:rPr>
+              <w:t xml:space="preserve">Ja, </w:t>
+            </w:r>
+            <w:r>
+              <w:rPr>
+                <w:color w:val="auto"/>
+                <w:sz w:val="24"/>
+                <w:szCs w:val="24"/>
+                <w:u w:val="none"/>
+              </w:rPr>
+              <w:t>das</w:t>
+            </w:r>
+            <w:r>
+              <w:rPr>
+                <w:color w:val="auto"/>
+                <w:sz w:val="24"/>
+                <w:szCs w:val="24"/>
+                <w:u w:val="none"/>
+              </w:rPr>
+              <w:t xml:space="preserve"> Einspielgerät konnte </w:t>
+            </w:r>
+            <w:r>
+              <w:rPr>
+                <w:color w:val="auto"/>
+                <w:sz w:val="24"/>
+                <w:szCs w:val="24"/>
+                <w:u w:val="none"/>
+              </w:rPr>
+              <w:t>nicht über den</w:t>
+            </w:r>
+            <w:r>
+              <w:rPr>
+                <w:color w:val="auto"/>
+                <w:sz w:val="24"/>
+                <w:szCs w:val="24"/>
+                <w:u w:val="none"/>
+              </w:rPr>
+              <w:t xml:space="preserve"> gesamten BPM-Bereich</w:t>
+            </w:r>
+            <w:r>
+              <w:rPr>
+                <w:color w:val="auto"/>
+                <w:sz w:val="24"/>
+                <w:szCs w:val="24"/>
+                <w:u w:val="none"/>
+              </w:rPr>
+              <w:t xml:space="preserve"> die </w:t>
+            </w:r>
+            <w:r>
+              <w:rPr>
+                <w:color w:val="auto"/>
+                <w:sz w:val="24"/>
+                <w:szCs w:val="24"/>
+                <w:u w:val="none"/>
+              </w:rPr>
+              <w:t>exakten Geschwindigkeiten einstellen.</w:t>
+            </w:r>
+          </w:p>
+        </w:tc>
+      </w:tr>
+      <w:tr>
+        <w:tc>
+          <w:tcPr>
+            <w:tcW w:w="3681" w:type="dxa"/>
+          </w:tcPr>
+          <w:p>
+            <w:pPr>
+              <w:pStyle w:val="berschriftT1000"/>
+              <w:jc w:val="both"/>
+              <w:rPr>
+                <w:color w:val="auto"/>
+                <w:sz w:val="24"/>
+                <w:szCs w:val="24"/>
+                <w:u w:val="none"/>
+              </w:rPr>
+            </w:pPr>
+            <w:r>
+              <w:rPr>
+                <w:color w:val="auto"/>
+                <w:sz w:val="24"/>
+                <w:szCs w:val="24"/>
+                <w:u w:val="none"/>
+              </w:rPr>
+              <w:lastRenderedPageBreak/>
+              <w:t>Wenn ja, Begründung/Lösung</w:t>
+            </w:r>
+          </w:p>
+        </w:tc>
+        <w:tc>
+          <w:tcPr>
+            <w:tcW w:w="5379" w:type="dxa"/>
+          </w:tcPr>
+          <w:p>
+            <w:pPr>
+              <w:pStyle w:val="berschriftT1000"/>
+              <w:tabs>
+                <w:tab w:val="left" w:pos="1065"/>
+              </w:tabs>
+              <w:rPr>
+                <w:color w:val="auto"/>
+                <w:sz w:val="24"/>
+                <w:szCs w:val="24"/>
+                <w:u w:val="none"/>
+              </w:rPr>
+            </w:pPr>
+            <w:r>
+              <w:rPr>
+                <w:color w:val="auto"/>
+                <w:sz w:val="24"/>
+                <w:szCs w:val="24"/>
+                <w:u w:val="none"/>
+              </w:rPr>
+              <w:t>Das Referenzsignal hat 135,0 BPM und musste für den Bereich 60–180 BPM stark verlangsamt bzw. beschleunigt werden. In den Randbereichen war aufgrund der groben Skalierung des Pitch-Reglers (große Prozentbereiche) keine präzise Einstellung möglich.</w:t>
+            </w:r>
+          </w:p>
+          <w:p>
+            <w:pPr>
+              <w:pStyle w:val="berschriftT1000"/>
+              <w:tabs>
+                <w:tab w:val="left" w:pos="1065"/>
+              </w:tabs>
+              <w:rPr>
+                <w:color w:val="auto"/>
+                <w:sz w:val="24"/>
+                <w:szCs w:val="24"/>
+                <w:u w:val="none"/>
+              </w:rPr>
+            </w:pPr>
+            <w:r>
+              <w:rPr>
+                <w:color w:val="auto"/>
+                <w:sz w:val="24"/>
+                <w:szCs w:val="24"/>
+                <w:u w:val="none"/>
+              </w:rPr>
+              <w:t>Es wurden jeweils die nächstliegenden einstellbaren BPM-Werte verwendet, um die Verifikation durchzuführen.</w:t>
+            </w:r>
+          </w:p>
+        </w:tc>
+      </w:tr>
+      <w:tr>
+        <w:tc>
+          <w:tcPr>
+            <w:tcW w:w="3681" w:type="dxa"/>
+          </w:tcPr>
+          <w:p>
+            <w:pPr>
+              <w:pStyle w:val="berschriftT1000"/>
+              <w:jc w:val="both"/>
+              <w:rPr>
+                <w:color w:val="auto"/>
+                <w:sz w:val="24"/>
+                <w:szCs w:val="24"/>
+                <w:u w:val="none"/>
+              </w:rPr>
+            </w:pPr>
+            <w:r>
+              <w:rPr>
+                <w:color w:val="auto"/>
+                <w:sz w:val="24"/>
+                <w:szCs w:val="24"/>
+                <w:u w:val="none"/>
+              </w:rPr>
+              <w:t>Erwartetes Ergebnis erzielt?</w:t>
+            </w:r>
+          </w:p>
+        </w:tc>
+        <w:tc>
+          <w:tcPr>
+            <w:tcW w:w="5379" w:type="dxa"/>
+          </w:tcPr>
+          <w:p>
+            <w:pPr>
+              <w:pStyle w:val="berschriftT1000"/>
+              <w:jc w:val="center"/>
+              <w:rPr>
+                <w:color w:val="auto"/>
+                <w:sz w:val="24"/>
+                <w:szCs w:val="24"/>
+                <w:u w:val="none"/>
+              </w:rPr>
+            </w:pPr>
+            <w:r>
+              <w:rPr>
+                <w:color w:val="auto"/>
+                <w:sz w:val="24"/>
+                <w:szCs w:val="24"/>
+                <w:u w:val="none"/>
+              </w:rPr>
+              <w:t>Ja</w:t>
+            </w:r>
+          </w:p>
+        </w:tc>
+      </w:tr>
+      <w:tr>
+        <w:tc>
+          <w:tcPr>
+            <w:tcW w:w="3681" w:type="dxa"/>
+          </w:tcPr>
+          <w:p>
+            <w:pPr>
+              <w:pStyle w:val="berschriftT1000"/>
+              <w:jc w:val="both"/>
+              <w:rPr>
+                <w:color w:val="auto"/>
+                <w:sz w:val="24"/>
+                <w:szCs w:val="24"/>
+                <w:u w:val="none"/>
+              </w:rPr>
+            </w:pPr>
+            <w:r>
+              <w:rPr>
+                <w:color w:val="auto"/>
+                <w:sz w:val="24"/>
+                <w:szCs w:val="24"/>
+                <w:u w:val="none"/>
+              </w:rPr>
+              <w:t>Test-Case bestanden?</w:t>
+            </w:r>
+          </w:p>
+        </w:tc>
+        <w:tc>
+          <w:tcPr>
+            <w:tcW w:w="5379" w:type="dxa"/>
+          </w:tcPr>
+          <w:p>
+            <w:pPr>
+              <w:pStyle w:val="berschriftT1000"/>
+              <w:jc w:val="center"/>
+              <w:rPr>
+                <w:color w:val="auto"/>
+                <w:sz w:val="24"/>
+                <w:szCs w:val="24"/>
+                <w:u w:val="none"/>
+              </w:rPr>
+            </w:pPr>
+            <w:r>
+              <w:rPr>
+                <w:color w:val="auto"/>
+                <w:sz w:val="24"/>
+                <w:szCs w:val="24"/>
+                <w:u w:val="none"/>
+              </w:rPr>
+              <w:t>Ja</w:t>
+            </w:r>
+          </w:p>
+        </w:tc>
+      </w:tr>
+      <w:tr>
+        <w:tc>
+          <w:tcPr>
+            <w:tcW w:w="3681" w:type="dxa"/>
+          </w:tcPr>
+          <w:p>
+            <w:pPr>
+              <w:pStyle w:val="berschriftT1000"/>
+              <w:jc w:val="both"/>
+              <w:rPr>
+                <w:color w:val="auto"/>
+                <w:sz w:val="24"/>
+                <w:szCs w:val="24"/>
+                <w:u w:val="none"/>
+              </w:rPr>
+            </w:pPr>
+            <w:r>
+              <w:rPr>
+                <w:color w:val="auto"/>
+                <w:sz w:val="24"/>
+                <w:szCs w:val="24"/>
+                <w:u w:val="none"/>
+              </w:rPr>
+              <w:t>Testprotokoll Link</w:t>
+            </w:r>
+          </w:p>
+        </w:tc>
+        <w:tc>
+          <w:tcPr>
+            <w:tcW w:w="5379" w:type="dxa"/>
+          </w:tcPr>
+          <w:p>
+            <w:pPr>
+              <w:pStyle w:val="berschriftT1000"/>
+              <w:jc w:val="center"/>
+              <w:rPr>
+                <w:color w:val="auto"/>
+                <w:sz w:val="24"/>
+                <w:szCs w:val="24"/>
+                <w:u w:val="none"/>
+              </w:rPr>
+            </w:pPr>
+            <w:hyperlink r:id="rId8" w:history="1">
+              <w:r>
+                <w:rPr>
+                  <w:rStyle w:val="Hyperlink"/>
+                  <w:sz w:val="24"/>
+                  <w:szCs w:val="24"/>
+                </w:rPr>
+                <w:t>TC_G1_3_signed.pdf</w:t>
+              </w:r>
+            </w:hyperlink>
+          </w:p>
+        </w:tc>
+      </w:tr>
+    </w:tbl>
+    <w:p>
+      <w:pPr>
+        <w:pStyle w:val="berschriftT1000"/>
+        <w:jc w:val="both"/>
+        <w:rPr>
+          <w:b/>
+          <w:bCs/>
+          <w:color w:val="auto"/>
+          <w:sz w:val="24"/>
+          <w:szCs w:val="24"/>
+          <w:u w:val="none"/>
+        </w:rPr>
+      </w:pPr>
+      <w:r>
+        <w:rPr>
+          <w:b/>
+          <w:bCs/>
+          <w:color w:val="auto"/>
+          <w:sz w:val="24"/>
+          <w:szCs w:val="24"/>
+          <w:u w:val="none"/>
+        </w:rPr>
+        <w:t xml:space="preserve">Ergebnis: </w:t>
       </w:r>
       <w:r>
         <w:rPr>
           <w:b/>
           <w:bCs/>
+          <w:color w:val="auto"/>
+          <w:sz w:val="24"/>
+          <w:szCs w:val="24"/>
+          <w:u w:val="none"/>
         </w:rPr>
         <w:tab/>
+        <w:t>TC_G1_</w:t>
       </w:r>
       <w:r>
         <w:rPr>
           <w:b/>
           <w:bCs/>
-        </w:rPr>
-        <w:tab/>
+          <w:color w:val="auto"/>
+          <w:sz w:val="24"/>
+          <w:szCs w:val="24"/>
+          <w:u w:val="none"/>
+        </w:rPr>
+        <w:t>3</w:t>
       </w:r>
       <w:r>
         <w:rPr>
           <w:b/>
           <w:bCs/>
-        </w:rPr>
-        <w:tab/>
+          <w:color w:val="auto"/>
+          <w:sz w:val="24"/>
+          <w:szCs w:val="24"/>
+          <w:u w:val="none"/>
+        </w:rPr>
+        <w:t xml:space="preserve"> passed</w:t>
+      </w:r>
+    </w:p>
+    <w:p>
+      <w:pPr>
+        <w:pStyle w:val="berschriftT1000"/>
+        <w:jc w:val="both"/>
+        <w:rPr>
+          <w:b/>
+          <w:bCs/>
+          <w:color w:val="FF0000"/>
+          <w:sz w:val="24"/>
+          <w:szCs w:val="24"/>
+        </w:rPr>
+      </w:pPr>
+      <w:r>
+        <w:rPr>
+          <w:b/>
+          <w:bCs/>
+          <w:color w:val="FF0000"/>
+          <w:sz w:val="24"/>
+          <w:szCs w:val="24"/>
+        </w:rPr>
+        <w:t>TC_G1_</w:t>
       </w:r>
       <w:r>
         <w:rPr>
           <w:b/>
           <w:bCs/>
-        </w:rPr>
-        <w:t>_________________________________</w:t>
+          <w:color w:val="FF0000"/>
+          <w:sz w:val="24"/>
+          <w:szCs w:val="24"/>
+        </w:rPr>
+        <w:t>4</w:t>
+      </w:r>
+      <w:r>
+        <w:rPr>
+          <w:b/>
+          <w:bCs/>
+          <w:color w:val="FF0000"/>
+          <w:sz w:val="24"/>
+          <w:szCs w:val="24"/>
+        </w:rPr>
+        <w:t>:</w:t>
+      </w:r>
+    </w:p>
+    <w:tbl>
+      <w:tblPr>
+        <w:tblStyle w:val="Tabellenraster"/>
+        <w:tblW w:w="0" w:type="auto"/>
+        <w:tblLook w:val="04A0" w:firstRow="1" w:lastRow="0" w:firstColumn="1" w:lastColumn="0" w:noHBand="0" w:noVBand="1"/>
+      </w:tblPr>
+      <w:tblGrid>
+        <w:gridCol w:w="3681"/>
+        <w:gridCol w:w="5379"/>
+      </w:tblGrid>
+      <w:tr>
+        <w:tc>
+          <w:tcPr>
+            <w:tcW w:w="3681" w:type="dxa"/>
+          </w:tcPr>
+          <w:p>
+            <w:pPr>
+              <w:pStyle w:val="berschriftT1000"/>
+              <w:jc w:val="both"/>
+              <w:rPr>
+                <w:color w:val="auto"/>
+                <w:sz w:val="24"/>
+                <w:szCs w:val="24"/>
+                <w:u w:val="none"/>
+              </w:rPr>
+            </w:pPr>
+            <w:r>
+              <w:rPr>
+                <w:color w:val="auto"/>
+                <w:sz w:val="24"/>
+                <w:szCs w:val="24"/>
+                <w:u w:val="none"/>
+              </w:rPr>
+              <w:t>Durchführung des Tests möglich?</w:t>
+            </w:r>
+          </w:p>
+        </w:tc>
+        <w:tc>
+          <w:tcPr>
+            <w:tcW w:w="5379" w:type="dxa"/>
+          </w:tcPr>
+          <w:p>
+            <w:pPr>
+              <w:pStyle w:val="berschriftT1000"/>
+              <w:jc w:val="center"/>
+              <w:rPr>
+                <w:color w:val="auto"/>
+                <w:sz w:val="24"/>
+                <w:szCs w:val="24"/>
+                <w:u w:val="none"/>
+              </w:rPr>
+            </w:pPr>
+            <w:r>
+              <w:rPr>
+                <w:color w:val="auto"/>
+                <w:sz w:val="24"/>
+                <w:szCs w:val="24"/>
+                <w:u w:val="none"/>
+              </w:rPr>
+              <w:t>Ja</w:t>
+            </w:r>
+          </w:p>
+        </w:tc>
+      </w:tr>
+      <w:tr>
+        <w:tc>
+          <w:tcPr>
+            <w:tcW w:w="3681" w:type="dxa"/>
+          </w:tcPr>
+          <w:p>
+            <w:pPr>
+              <w:pStyle w:val="berschriftT1000"/>
+              <w:jc w:val="both"/>
+              <w:rPr>
+                <w:color w:val="auto"/>
+                <w:sz w:val="24"/>
+                <w:szCs w:val="24"/>
+                <w:u w:val="none"/>
+              </w:rPr>
+            </w:pPr>
+            <w:r>
+              <w:rPr>
+                <w:color w:val="auto"/>
+                <w:sz w:val="24"/>
+                <w:szCs w:val="24"/>
+                <w:u w:val="none"/>
+              </w:rPr>
+              <w:t>Probleme bei der Durchführung?</w:t>
+            </w:r>
+          </w:p>
+        </w:tc>
+        <w:tc>
+          <w:tcPr>
+            <w:tcW w:w="5379" w:type="dxa"/>
+          </w:tcPr>
+          <w:p>
+            <w:pPr>
+              <w:pStyle w:val="berschriftT1000"/>
+              <w:jc w:val="center"/>
+              <w:rPr>
+                <w:color w:val="auto"/>
+                <w:sz w:val="24"/>
+                <w:szCs w:val="24"/>
+                <w:u w:val="none"/>
+              </w:rPr>
+            </w:pPr>
+            <w:r>
+              <w:rPr>
+                <w:color w:val="auto"/>
+                <w:sz w:val="24"/>
+                <w:szCs w:val="24"/>
+                <w:u w:val="none"/>
+              </w:rPr>
+              <w:t>Nein</w:t>
+            </w:r>
+          </w:p>
+        </w:tc>
+      </w:tr>
+      <w:tr>
+        <w:tc>
+          <w:tcPr>
+            <w:tcW w:w="3681" w:type="dxa"/>
+          </w:tcPr>
+          <w:p>
+            <w:pPr>
+              <w:pStyle w:val="berschriftT1000"/>
+              <w:jc w:val="both"/>
+              <w:rPr>
+                <w:color w:val="auto"/>
+                <w:sz w:val="24"/>
+                <w:szCs w:val="24"/>
+                <w:u w:val="none"/>
+              </w:rPr>
+            </w:pPr>
+            <w:r>
+              <w:rPr>
+                <w:color w:val="auto"/>
+                <w:sz w:val="24"/>
+                <w:szCs w:val="24"/>
+                <w:u w:val="none"/>
+              </w:rPr>
+              <w:t>Wenn ja, Begründung/Lösung</w:t>
+            </w:r>
+          </w:p>
+        </w:tc>
+        <w:tc>
+          <w:tcPr>
+            <w:tcW w:w="5379" w:type="dxa"/>
+          </w:tcPr>
+          <w:p>
+            <w:pPr>
+              <w:pStyle w:val="berschriftT1000"/>
+              <w:jc w:val="center"/>
+              <w:rPr>
+                <w:color w:val="auto"/>
+                <w:sz w:val="24"/>
+                <w:szCs w:val="24"/>
+                <w:u w:val="none"/>
+              </w:rPr>
+            </w:pPr>
+            <w:r>
+              <w:rPr>
+                <w:color w:val="auto"/>
+                <w:sz w:val="24"/>
+                <w:szCs w:val="24"/>
+                <w:u w:val="none"/>
+              </w:rPr>
+              <w:t>-</w:t>
+            </w:r>
+          </w:p>
+        </w:tc>
+      </w:tr>
+      <w:tr>
+        <w:tc>
+          <w:tcPr>
+            <w:tcW w:w="3681" w:type="dxa"/>
+          </w:tcPr>
+          <w:p>
+            <w:pPr>
+              <w:pStyle w:val="berschriftT1000"/>
+              <w:jc w:val="both"/>
+              <w:rPr>
+                <w:color w:val="auto"/>
+                <w:sz w:val="24"/>
+                <w:szCs w:val="24"/>
+                <w:u w:val="none"/>
+              </w:rPr>
+            </w:pPr>
+            <w:r>
+              <w:rPr>
+                <w:color w:val="auto"/>
+                <w:sz w:val="24"/>
+                <w:szCs w:val="24"/>
+                <w:u w:val="none"/>
+              </w:rPr>
+              <w:t>Erwartetes Ergebnis erzielt?</w:t>
+            </w:r>
+          </w:p>
+        </w:tc>
+        <w:tc>
+          <w:tcPr>
+            <w:tcW w:w="5379" w:type="dxa"/>
+          </w:tcPr>
+          <w:p>
+            <w:pPr>
+              <w:pStyle w:val="berschriftT1000"/>
+              <w:jc w:val="center"/>
+              <w:rPr>
+                <w:color w:val="auto"/>
+                <w:sz w:val="24"/>
+                <w:szCs w:val="24"/>
+                <w:u w:val="none"/>
+              </w:rPr>
+            </w:pPr>
+            <w:r>
+              <w:rPr>
+                <w:color w:val="auto"/>
+                <w:sz w:val="24"/>
+                <w:szCs w:val="24"/>
+                <w:u w:val="none"/>
+              </w:rPr>
+              <w:t>Nein, kein Optisches Signal erkennbar</w:t>
+            </w:r>
+          </w:p>
+        </w:tc>
+      </w:tr>
+      <w:tr>
+        <w:tc>
+          <w:tcPr>
+            <w:tcW w:w="3681" w:type="dxa"/>
+          </w:tcPr>
+          <w:p>
+            <w:pPr>
+              <w:pStyle w:val="berschriftT1000"/>
+              <w:jc w:val="both"/>
+              <w:rPr>
+                <w:color w:val="auto"/>
+                <w:sz w:val="24"/>
+                <w:szCs w:val="24"/>
+                <w:u w:val="none"/>
+              </w:rPr>
+            </w:pPr>
+            <w:r>
+              <w:rPr>
+                <w:color w:val="auto"/>
+                <w:sz w:val="24"/>
+                <w:szCs w:val="24"/>
+                <w:u w:val="none"/>
+              </w:rPr>
+              <w:t>Test-Case bestanden?</w:t>
+            </w:r>
+          </w:p>
+        </w:tc>
+        <w:tc>
+          <w:tcPr>
+            <w:tcW w:w="5379" w:type="dxa"/>
+          </w:tcPr>
+          <w:p>
+            <w:pPr>
+              <w:pStyle w:val="berschriftT1000"/>
+              <w:jc w:val="center"/>
+              <w:rPr>
+                <w:color w:val="auto"/>
+                <w:sz w:val="24"/>
+                <w:szCs w:val="24"/>
+                <w:u w:val="none"/>
+              </w:rPr>
+            </w:pPr>
+            <w:r>
+              <w:rPr>
+                <w:color w:val="auto"/>
+                <w:sz w:val="24"/>
+                <w:szCs w:val="24"/>
+                <w:u w:val="none"/>
+              </w:rPr>
+              <w:t>Nein</w:t>
+            </w:r>
+          </w:p>
+        </w:tc>
+      </w:tr>
+      <w:tr>
+        <w:tc>
+          <w:tcPr>
+            <w:tcW w:w="3681" w:type="dxa"/>
+          </w:tcPr>
+          <w:p>
+            <w:pPr>
+              <w:pStyle w:val="berschriftT1000"/>
+              <w:jc w:val="both"/>
+              <w:rPr>
+                <w:color w:val="auto"/>
+                <w:sz w:val="24"/>
+                <w:szCs w:val="24"/>
+                <w:u w:val="none"/>
+              </w:rPr>
+            </w:pPr>
+            <w:r>
+              <w:rPr>
+                <w:color w:val="auto"/>
+                <w:sz w:val="24"/>
+                <w:szCs w:val="24"/>
+                <w:u w:val="none"/>
+              </w:rPr>
+              <w:t>Testprotokoll Link</w:t>
+            </w:r>
+          </w:p>
+        </w:tc>
+        <w:tc>
+          <w:tcPr>
+            <w:tcW w:w="5379" w:type="dxa"/>
+          </w:tcPr>
+          <w:p>
+            <w:pPr>
+              <w:pStyle w:val="berschriftT1000"/>
+              <w:jc w:val="center"/>
+              <w:rPr>
+                <w:color w:val="auto"/>
+                <w:sz w:val="24"/>
+                <w:szCs w:val="24"/>
+                <w:u w:val="none"/>
+              </w:rPr>
+            </w:pPr>
+            <w:hyperlink r:id="rId9" w:history="1">
+              <w:r>
+                <w:rPr>
+                  <w:rStyle w:val="Hyperlink"/>
+                  <w:sz w:val="24"/>
+                  <w:szCs w:val="24"/>
+                </w:rPr>
+                <w:t>TC_G1_4_signed.pdf</w:t>
+              </w:r>
+            </w:hyperlink>
+          </w:p>
+        </w:tc>
+      </w:tr>
+    </w:tbl>
+    <w:p>
+      <w:pPr>
+        <w:pStyle w:val="berschriftT1000"/>
+        <w:jc w:val="both"/>
+        <w:rPr>
+          <w:b/>
+          <w:bCs/>
+          <w:color w:val="auto"/>
+          <w:sz w:val="24"/>
+          <w:szCs w:val="24"/>
+          <w:u w:val="none"/>
+        </w:rPr>
+      </w:pPr>
+      <w:r>
+        <w:rPr>
+          <w:b/>
+          <w:bCs/>
+          <w:color w:val="auto"/>
+          <w:sz w:val="24"/>
+          <w:szCs w:val="24"/>
+          <w:u w:val="none"/>
+        </w:rPr>
+        <w:t xml:space="preserve">Ergebnis: </w:t>
+      </w:r>
+      <w:r>
+        <w:rPr>
+          <w:b/>
+          <w:bCs/>
+          <w:color w:val="auto"/>
+          <w:sz w:val="24"/>
+          <w:szCs w:val="24"/>
+          <w:u w:val="none"/>
+        </w:rPr>
+        <w:tab/>
+        <w:t>TC_G1_</w:t>
+      </w:r>
+      <w:r>
+        <w:rPr>
+          <w:b/>
+          <w:bCs/>
+          <w:color w:val="auto"/>
+          <w:sz w:val="24"/>
+          <w:szCs w:val="24"/>
+          <w:u w:val="none"/>
+        </w:rPr>
+        <w:t>4</w:t>
+      </w:r>
+      <w:r>
+        <w:rPr>
+          <w:b/>
+          <w:bCs/>
+          <w:color w:val="auto"/>
+          <w:sz w:val="24"/>
+          <w:szCs w:val="24"/>
+          <w:u w:val="none"/>
+        </w:rPr>
+        <w:t xml:space="preserve"> </w:t>
+      </w:r>
+      <w:r>
+        <w:rPr>
+          <w:b/>
+          <w:bCs/>
+          <w:color w:val="auto"/>
+          <w:sz w:val="24"/>
+          <w:szCs w:val="24"/>
+          <w:u w:val="none"/>
+        </w:rPr>
+        <w:t>failed</w:t>
       </w:r>
     </w:p>
     <w:sectPr>
-      <w:headerReference w:type="default" r:id="rId6"/>
-      <w:footerReference w:type="default" r:id="rId7"/>
+      <w:headerReference w:type="default" r:id="rId10"/>
+      <w:footerReference w:type="default" r:id="rId11"/>
       <w:pgSz w:w="11906" w:h="16838"/>
-      <w:pgMar w:top="1417" w:right="1417" w:bottom="1134" w:left="1417" w:header="708" w:footer="708" w:gutter="0"/>
+      <w:pgMar w:top="1418" w:right="1418" w:bottom="1134" w:left="1418" w:header="709" w:footer="709" w:gutter="0"/>
       <w:cols w:space="708"/>
       <w:docGrid w:linePitch="360"/>
     </w:sectPr>
@@ -1441,6 +1908,12 @@
       </w:docPartObj>
     </w:sdtPr>
     <w:sdtContent>
+      <w:p>
+        <w:pPr>
+          <w:pStyle w:val="Fuzeile"/>
+          <w:jc w:val="center"/>
+        </w:pPr>
+      </w:p>
       <w:p>
         <w:pPr>
           <w:pStyle w:val="Fuzeile"/>
@@ -1504,24 +1977,18 @@
       <w:pStyle w:val="Kopfzeile"/>
       <w:jc w:val="right"/>
     </w:pPr>
-  </w:p>
-  <w:p>
-    <w:pPr>
-      <w:pStyle w:val="Kopfzeile"/>
-      <w:jc w:val="right"/>
-    </w:pPr>
     <w:r>
       <w:rPr>
         <w:noProof/>
       </w:rPr>
       <w:drawing>
-        <wp:anchor distT="0" distB="0" distL="114300" distR="114300" simplePos="0" relativeHeight="251581952" behindDoc="0" locked="0" layoutInCell="1" allowOverlap="1" wp14:anchorId="3B9D9AE9" wp14:editId="2C28B1C3">
+        <wp:anchor distT="0" distB="0" distL="114300" distR="114300" simplePos="0" relativeHeight="251581952" behindDoc="0" locked="0" layoutInCell="1" allowOverlap="1" wp14:anchorId="3B9D9AE9" wp14:editId="6FF6975E">
           <wp:simplePos x="0" y="0"/>
           <wp:positionH relativeFrom="margin">
             <wp:align>right</wp:align>
           </wp:positionH>
           <wp:positionV relativeFrom="paragraph">
-            <wp:posOffset>-350520</wp:posOffset>
+            <wp:posOffset>-184150</wp:posOffset>
           </wp:positionV>
           <wp:extent cx="1609725" cy="800100"/>
           <wp:effectExtent l="0" t="0" r="9525" b="0"/>
@@ -1577,6 +2044,30 @@
         </wp:anchor>
       </w:drawing>
     </w:r>
+  </w:p>
+  <w:p>
+    <w:pPr>
+      <w:pStyle w:val="Kopfzeile"/>
+      <w:jc w:val="right"/>
+    </w:pPr>
+  </w:p>
+  <w:p>
+    <w:pPr>
+      <w:pStyle w:val="Kopfzeile"/>
+      <w:jc w:val="right"/>
+    </w:pPr>
+  </w:p>
+  <w:p>
+    <w:pPr>
+      <w:pStyle w:val="Kopfzeile"/>
+      <w:jc w:val="right"/>
+    </w:pPr>
+  </w:p>
+  <w:p>
+    <w:pPr>
+      <w:pStyle w:val="Kopfzeile"/>
+      <w:jc w:val="right"/>
+    </w:pPr>
   </w:p>
 </w:hdr>
 </file>
@@ -2185,7 +2676,6 @@
   <w:style w:type="character" w:default="1" w:styleId="Absatz-Standardschriftart">
     <w:name w:val="Default Paragraph Font"/>
     <w:uiPriority w:val="1"/>
-    <w:semiHidden/>
     <w:unhideWhenUsed/>
   </w:style>
   <w:style w:type="table" w:default="1" w:styleId="NormaleTabelle">
@@ -2591,6 +3081,29 @@
     <w:link w:val="Fuzeile"/>
     <w:uiPriority w:val="99"/>
     <w:rsid w:val="00025C9E"/>
+  </w:style>
+  <w:style w:type="character" w:styleId="Hyperlink">
+    <w:name w:val="Hyperlink"/>
+    <w:basedOn w:val="Absatz-Standardschriftart"/>
+    <w:uiPriority w:val="99"/>
+    <w:unhideWhenUsed/>
+    <w:rsid w:val="003B2B0C"/>
+    <w:rPr>
+      <w:color w:val="467886" w:themeColor="hyperlink"/>
+      <w:u w:val="single"/>
+    </w:rPr>
+  </w:style>
+  <w:style w:type="character" w:styleId="NichtaufgelsteErwhnung">
+    <w:name w:val="Unresolved Mention"/>
+    <w:basedOn w:val="Absatz-Standardschriftart"/>
+    <w:uiPriority w:val="99"/>
+    <w:semiHidden/>
+    <w:unhideWhenUsed/>
+    <w:rsid w:val="003B2B0C"/>
+    <w:rPr>
+      <w:color w:val="605E5C"/>
+      <w:shd w:val="clear" w:color="auto" w:fill="E1DFDD"/>
+    </w:rPr>
   </w:style>
 </w:styles>
 </file>
